--- a/documentation/PA2/Design_Document.docx
+++ b/documentation/PA2/Design_Document.docx
@@ -4,7 +4,7 @@
   <w:body>
     <w:p>
       <w:pPr>
-        <w:pStyle w:val="Heading1"/>
+        <w:pStyle w:val="Balk1"/>
       </w:pPr>
       <w:r>
         <w:t xml:space="preserve">Design Document – </w:t>
@@ -18,7 +18,7 @@
     <w:p/>
     <w:p>
       <w:pPr>
-        <w:pStyle w:val="Heading2"/>
+        <w:pStyle w:val="Balk2"/>
         <w:spacing w:before="0"/>
         <w:rPr>
           <w:rFonts w:ascii="Times New Roman" w:eastAsia="Times New Roman" w:hAnsi="Times New Roman" w:cs="Times New Roman"/>
@@ -26,7 +26,7 @@
       </w:pPr>
       <w:r>
         <w:rPr>
-          <w:rStyle w:val="Strong"/>
+          <w:rStyle w:val="Gl"/>
           <w:rFonts w:ascii="Times New Roman" w:eastAsia="Times New Roman" w:hAnsi="Times New Roman" w:cs="Times New Roman"/>
           <w:color w:val="3465A4"/>
           <w:sz w:val="52"/>
@@ -916,7 +916,7 @@
     <w:p/>
     <w:p>
       <w:pPr>
-        <w:pStyle w:val="Heading2"/>
+        <w:pStyle w:val="Balk2"/>
       </w:pPr>
       <w:r>
         <w:lastRenderedPageBreak/>
@@ -925,7 +925,7 @@
     </w:p>
     <w:p>
       <w:pPr>
-        <w:pStyle w:val="Heading3"/>
+        <w:pStyle w:val="Balk3"/>
       </w:pPr>
       <w:r>
         <w:t>1.1 Project Description</w:t>
@@ -943,7 +943,7 @@
     </w:p>
     <w:p>
       <w:pPr>
-        <w:pStyle w:val="Heading3"/>
+        <w:pStyle w:val="Balk3"/>
       </w:pPr>
       <w:r>
         <w:t>1.2 System Architecture</w:t>
@@ -988,7 +988,7 @@
     </w:p>
     <w:p>
       <w:pPr>
-        <w:pStyle w:val="Heading3"/>
+        <w:pStyle w:val="Balk3"/>
       </w:pPr>
       <w:r>
         <w:t>1.3 Technology Stack</w:t>
@@ -1021,7 +1021,7 @@
     </w:p>
     <w:p>
       <w:pPr>
-        <w:pStyle w:val="Heading2"/>
+        <w:pStyle w:val="Balk2"/>
       </w:pPr>
       <w:r>
         <w:t>2. Implementation Details</w:t>
@@ -1029,7 +1029,7 @@
     </w:p>
     <w:p>
       <w:pPr>
-        <w:pStyle w:val="Heading3"/>
+        <w:pStyle w:val="Balk3"/>
       </w:pPr>
       <w:r>
         <w:t>2.1 Codebase Structure</w:t>
@@ -1142,7 +1142,7 @@
     </w:p>
     <w:p>
       <w:pPr>
-        <w:pStyle w:val="Heading3"/>
+        <w:pStyle w:val="Balk3"/>
       </w:pPr>
       <w:r>
         <w:t xml:space="preserve">2.2 Key </w:t>
@@ -1175,7 +1175,13 @@
       </w:r>
       <w:r>
         <w:br/>
-        <w:t>- Search Module: Provides search functionality by title, author, or ISBN, and returns availability status.</w:t>
+        <w:t>- Search Module: Provides search functionality by title</w:t>
+      </w:r>
+      <w:r>
+        <w:t xml:space="preserve"> </w:t>
+      </w:r>
+      <w:r>
+        <w:t>and returns availability status.</w:t>
       </w:r>
       <w:r>
         <w:br/>
@@ -1192,7 +1198,7 @@
     </w:p>
     <w:p>
       <w:pPr>
-        <w:pStyle w:val="Heading3"/>
+        <w:pStyle w:val="Balk3"/>
       </w:pPr>
       <w:r>
         <w:t>2.3 Component Interfaces</w:t>
@@ -1349,21 +1355,21 @@
       </w:r>
       <w:r>
         <w:br/>
+        <w:t xml:space="preserve">interface </w:t>
+      </w:r>
+      <w:proofErr w:type="spellStart"/>
+      <w:r>
+        <w:t>BorrowService</w:t>
+      </w:r>
+      <w:proofErr w:type="spellEnd"/>
+      <w:r>
+        <w:t xml:space="preserve"> {</w:t>
+      </w:r>
+      <w:r>
+        <w:br/>
       </w:r>
       <w:r>
         <w:lastRenderedPageBreak/>
-        <w:t xml:space="preserve">interface </w:t>
-      </w:r>
-      <w:proofErr w:type="spellStart"/>
-      <w:r>
-        <w:t>BorrowService</w:t>
-      </w:r>
-      <w:proofErr w:type="spellEnd"/>
-      <w:r>
-        <w:t xml:space="preserve"> {</w:t>
-      </w:r>
-      <w:r>
-        <w:br/>
         <w:t xml:space="preserve">    </w:t>
       </w:r>
       <w:proofErr w:type="spellStart"/>
@@ -1614,7 +1620,7 @@
     </w:p>
     <w:p>
       <w:pPr>
-        <w:pStyle w:val="Heading2"/>
+        <w:pStyle w:val="Balk2"/>
       </w:pPr>
       <w:r>
         <w:t>3. Use Case Support in Design</w:t>
@@ -1622,7 +1628,7 @@
     </w:p>
     <w:p>
       <w:pPr>
-        <w:pStyle w:val="Heading3"/>
+        <w:pStyle w:val="Balk3"/>
       </w:pPr>
       <w:r>
         <w:t>3.1 Use Case 1 – User Login</w:t>
@@ -1743,7 +1749,7 @@
     </w:p>
     <w:p>
       <w:pPr>
-        <w:pStyle w:val="Heading3"/>
+        <w:pStyle w:val="Balk3"/>
       </w:pPr>
       <w:r>
         <w:lastRenderedPageBreak/>
@@ -1809,7 +1815,13 @@
       </w:r>
       <w:r>
         <w:br/>
-        <w:t>1. User enters a keyword, title, author name, or ISBN in the search field.</w:t>
+        <w:t>1. User enters a</w:t>
+      </w:r>
+      <w:r>
+        <w:t xml:space="preserve"> </w:t>
+      </w:r>
+      <w:r>
+        <w:t>title in the search field.</w:t>
       </w:r>
       <w:r>
         <w:br/>
@@ -1870,7 +1882,7 @@
     </w:p>
     <w:p>
       <w:pPr>
-        <w:pStyle w:val="Heading3"/>
+        <w:pStyle w:val="Balk3"/>
       </w:pPr>
       <w:r>
         <w:t>3.3 Use Case 3 – Borrow Book</w:t>
@@ -2081,7 +2093,7 @@
     </w:p>
     <w:p>
       <w:pPr>
-        <w:pStyle w:val="Heading3"/>
+        <w:pStyle w:val="Balk3"/>
       </w:pPr>
       <w:r>
         <w:t>3.4 Use Case 4 – Admin Add Book</w:t>
@@ -2236,7 +2248,7 @@
     </w:p>
     <w:p>
       <w:pPr>
-        <w:pStyle w:val="Heading2"/>
+        <w:pStyle w:val="Balk2"/>
       </w:pPr>
       <w:r>
         <w:t>4. Design Decisions</w:t>
@@ -2244,7 +2256,7 @@
     </w:p>
     <w:p>
       <w:pPr>
-        <w:pStyle w:val="Heading3"/>
+        <w:pStyle w:val="Balk3"/>
       </w:pPr>
       <w:r>
         <w:t>4.1 Backend Technology Choice</w:t>
@@ -2268,7 +2280,7 @@
     </w:p>
     <w:p>
       <w:pPr>
-        <w:pStyle w:val="Heading3"/>
+        <w:pStyle w:val="Balk3"/>
       </w:pPr>
       <w:r>
         <w:t>4.2 Database Choice</w:t>
@@ -2292,7 +2304,7 @@
     </w:p>
     <w:p>
       <w:pPr>
-        <w:pStyle w:val="Heading3"/>
+        <w:pStyle w:val="Balk3"/>
       </w:pPr>
       <w:r>
         <w:t>4.3 Architectural Style</w:t>
@@ -2316,7 +2328,7 @@
     </w:p>
     <w:p>
       <w:pPr>
-        <w:pStyle w:val="Heading3"/>
+        <w:pStyle w:val="Balk3"/>
       </w:pPr>
       <w:r>
         <w:lastRenderedPageBreak/>
@@ -2342,7 +2354,7 @@
     </w:p>
     <w:p>
       <w:pPr>
-        <w:pStyle w:val="Heading2"/>
+        <w:pStyle w:val="Balk2"/>
       </w:pPr>
       <w:r>
         <w:t>5. Repository and Version Control</w:t>
@@ -2411,7 +2423,7 @@
     <w:p/>
     <w:p>
       <w:pPr>
-        <w:pStyle w:val="Heading2"/>
+        <w:pStyle w:val="Balk2"/>
       </w:pPr>
       <w:r>
         <w:t>6. Contribution Matrix</w:t>
@@ -5053,7 +5065,7 @@
     <w:lvl w:ilvl="0">
       <w:start w:val="1"/>
       <w:numFmt w:val="decimal"/>
-      <w:pStyle w:val="ListNumber3"/>
+      <w:pStyle w:val="ListeNumaras3"/>
       <w:lvlText w:val="%1."/>
       <w:lvlJc w:val="left"/>
       <w:pPr>
@@ -5071,7 +5083,7 @@
     <w:lvl w:ilvl="0">
       <w:start w:val="1"/>
       <w:numFmt w:val="decimal"/>
-      <w:pStyle w:val="ListNumber2"/>
+      <w:pStyle w:val="ListeNumaras2"/>
       <w:lvlText w:val="%1."/>
       <w:lvlJc w:val="left"/>
       <w:pPr>
@@ -5109,7 +5121,7 @@
     <w:lvl w:ilvl="0">
       <w:start w:val="1"/>
       <w:numFmt w:val="bullet"/>
-      <w:pStyle w:val="ListBullet3"/>
+      <w:pStyle w:val="ListeMaddemi3"/>
       <w:lvlText w:val=""/>
       <w:lvlJc w:val="left"/>
       <w:pPr>
@@ -5130,7 +5142,7 @@
     <w:lvl w:ilvl="0">
       <w:start w:val="1"/>
       <w:numFmt w:val="bullet"/>
-      <w:pStyle w:val="ListBullet2"/>
+      <w:pStyle w:val="ListeMaddemi2"/>
       <w:lvlText w:val=""/>
       <w:lvlJc w:val="left"/>
       <w:pPr>
@@ -5151,7 +5163,7 @@
     <w:lvl w:ilvl="0">
       <w:start w:val="1"/>
       <w:numFmt w:val="decimal"/>
-      <w:pStyle w:val="ListNumber"/>
+      <w:pStyle w:val="ListeNumaras"/>
       <w:lvlText w:val="%1."/>
       <w:lvlJc w:val="left"/>
       <w:pPr>
@@ -5169,7 +5181,7 @@
     <w:lvl w:ilvl="0">
       <w:start w:val="1"/>
       <w:numFmt w:val="bullet"/>
-      <w:pStyle w:val="ListBullet"/>
+      <w:pStyle w:val="ListeMaddemi"/>
       <w:lvlText w:val=""/>
       <w:lvlJc w:val="left"/>
       <w:pPr>
@@ -5604,11 +5616,11 @@
     <w:qFormat/>
     <w:rsid w:val="00FC693F"/>
   </w:style>
-  <w:style w:type="paragraph" w:styleId="Heading1">
+  <w:style w:type="paragraph" w:styleId="Balk1">
     <w:name w:val="heading 1"/>
     <w:basedOn w:val="Normal"/>
     <w:next w:val="Normal"/>
-    <w:link w:val="Heading1Char"/>
+    <w:link w:val="Balk1Char"/>
     <w:uiPriority w:val="9"/>
     <w:qFormat/>
     <w:rsid w:val="00FC693F"/>
@@ -5627,11 +5639,11 @@
       <w:szCs w:val="28"/>
     </w:rPr>
   </w:style>
-  <w:style w:type="paragraph" w:styleId="Heading2">
+  <w:style w:type="paragraph" w:styleId="Balk2">
     <w:name w:val="heading 2"/>
     <w:basedOn w:val="Normal"/>
     <w:next w:val="Normal"/>
-    <w:link w:val="Heading2Char"/>
+    <w:link w:val="Balk2Char"/>
     <w:uiPriority w:val="9"/>
     <w:unhideWhenUsed/>
     <w:qFormat/>
@@ -5651,11 +5663,11 @@
       <w:szCs w:val="26"/>
     </w:rPr>
   </w:style>
-  <w:style w:type="paragraph" w:styleId="Heading3">
+  <w:style w:type="paragraph" w:styleId="Balk3">
     <w:name w:val="heading 3"/>
     <w:basedOn w:val="Normal"/>
     <w:next w:val="Normal"/>
-    <w:link w:val="Heading3Char"/>
+    <w:link w:val="Balk3Char"/>
     <w:uiPriority w:val="9"/>
     <w:unhideWhenUsed/>
     <w:qFormat/>
@@ -5673,11 +5685,11 @@
       <w:color w:val="4F81BD" w:themeColor="accent1"/>
     </w:rPr>
   </w:style>
-  <w:style w:type="paragraph" w:styleId="Heading4">
+  <w:style w:type="paragraph" w:styleId="Balk4">
     <w:name w:val="heading 4"/>
     <w:basedOn w:val="Normal"/>
     <w:next w:val="Normal"/>
-    <w:link w:val="Heading4Char"/>
+    <w:link w:val="Balk4Char"/>
     <w:uiPriority w:val="9"/>
     <w:semiHidden/>
     <w:unhideWhenUsed/>
@@ -5698,11 +5710,11 @@
       <w:color w:val="4F81BD" w:themeColor="accent1"/>
     </w:rPr>
   </w:style>
-  <w:style w:type="paragraph" w:styleId="Heading5">
+  <w:style w:type="paragraph" w:styleId="Balk5">
     <w:name w:val="heading 5"/>
     <w:basedOn w:val="Normal"/>
     <w:next w:val="Normal"/>
-    <w:link w:val="Heading5Char"/>
+    <w:link w:val="Balk5Char"/>
     <w:uiPriority w:val="9"/>
     <w:semiHidden/>
     <w:unhideWhenUsed/>
@@ -5719,11 +5731,11 @@
       <w:color w:val="243F60" w:themeColor="accent1" w:themeShade="7F"/>
     </w:rPr>
   </w:style>
-  <w:style w:type="paragraph" w:styleId="Heading6">
+  <w:style w:type="paragraph" w:styleId="Balk6">
     <w:name w:val="heading 6"/>
     <w:basedOn w:val="Normal"/>
     <w:next w:val="Normal"/>
-    <w:link w:val="Heading6Char"/>
+    <w:link w:val="Balk6Char"/>
     <w:uiPriority w:val="9"/>
     <w:semiHidden/>
     <w:unhideWhenUsed/>
@@ -5742,11 +5754,11 @@
       <w:color w:val="243F60" w:themeColor="accent1" w:themeShade="7F"/>
     </w:rPr>
   </w:style>
-  <w:style w:type="paragraph" w:styleId="Heading7">
+  <w:style w:type="paragraph" w:styleId="Balk7">
     <w:name w:val="heading 7"/>
     <w:basedOn w:val="Normal"/>
     <w:next w:val="Normal"/>
-    <w:link w:val="Heading7Char"/>
+    <w:link w:val="Balk7Char"/>
     <w:uiPriority w:val="9"/>
     <w:semiHidden/>
     <w:unhideWhenUsed/>
@@ -5765,11 +5777,11 @@
       <w:color w:val="404040" w:themeColor="text1" w:themeTint="BF"/>
     </w:rPr>
   </w:style>
-  <w:style w:type="paragraph" w:styleId="Heading8">
+  <w:style w:type="paragraph" w:styleId="Balk8">
     <w:name w:val="heading 8"/>
     <w:basedOn w:val="Normal"/>
     <w:next w:val="Normal"/>
-    <w:link w:val="Heading8Char"/>
+    <w:link w:val="Balk8Char"/>
     <w:uiPriority w:val="9"/>
     <w:semiHidden/>
     <w:unhideWhenUsed/>
@@ -5788,11 +5800,11 @@
       <w:szCs w:val="20"/>
     </w:rPr>
   </w:style>
-  <w:style w:type="paragraph" w:styleId="Heading9">
+  <w:style w:type="paragraph" w:styleId="Balk9">
     <w:name w:val="heading 9"/>
     <w:basedOn w:val="Normal"/>
     <w:next w:val="Normal"/>
-    <w:link w:val="Heading9Char"/>
+    <w:link w:val="Balk9Char"/>
     <w:uiPriority w:val="9"/>
     <w:semiHidden/>
     <w:unhideWhenUsed/>
@@ -5813,12 +5825,13 @@
       <w:szCs w:val="20"/>
     </w:rPr>
   </w:style>
-  <w:style w:type="character" w:default="1" w:styleId="DefaultParagraphFont">
+  <w:style w:type="character" w:default="1" w:styleId="VarsaylanParagrafYazTipi">
     <w:name w:val="Default Paragraph Font"/>
     <w:uiPriority w:val="1"/>
+    <w:semiHidden/>
     <w:unhideWhenUsed/>
   </w:style>
-  <w:style w:type="table" w:default="1" w:styleId="TableNormal">
+  <w:style w:type="table" w:default="1" w:styleId="NormalTablo">
     <w:name w:val="Normal Table"/>
     <w:uiPriority w:val="99"/>
     <w:semiHidden/>
@@ -5833,16 +5846,16 @@
       </w:tblCellMar>
     </w:tblPr>
   </w:style>
-  <w:style w:type="numbering" w:default="1" w:styleId="NoList">
+  <w:style w:type="numbering" w:default="1" w:styleId="ListeYok">
     <w:name w:val="No List"/>
     <w:uiPriority w:val="99"/>
     <w:semiHidden/>
     <w:unhideWhenUsed/>
   </w:style>
-  <w:style w:type="paragraph" w:styleId="Header">
+  <w:style w:type="paragraph" w:styleId="stBilgi">
     <w:name w:val="header"/>
     <w:basedOn w:val="Normal"/>
-    <w:link w:val="HeaderChar"/>
+    <w:link w:val="stBilgiChar"/>
     <w:uiPriority w:val="99"/>
     <w:unhideWhenUsed/>
     <w:rsid w:val="00E618BF"/>
@@ -5854,17 +5867,17 @@
       <w:spacing w:after="0" w:line="240" w:lineRule="auto"/>
     </w:pPr>
   </w:style>
-  <w:style w:type="character" w:customStyle="1" w:styleId="HeaderChar">
-    <w:name w:val="Header Char"/>
-    <w:basedOn w:val="DefaultParagraphFont"/>
-    <w:link w:val="Header"/>
+  <w:style w:type="character" w:customStyle="1" w:styleId="stBilgiChar">
+    <w:name w:val="Üst Bilgi Char"/>
+    <w:basedOn w:val="VarsaylanParagrafYazTipi"/>
+    <w:link w:val="stBilgi"/>
     <w:uiPriority w:val="99"/>
     <w:rsid w:val="00E618BF"/>
   </w:style>
-  <w:style w:type="paragraph" w:styleId="Footer">
+  <w:style w:type="paragraph" w:styleId="AltBilgi">
     <w:name w:val="footer"/>
     <w:basedOn w:val="Normal"/>
-    <w:link w:val="FooterChar"/>
+    <w:link w:val="AltBilgiChar"/>
     <w:uiPriority w:val="99"/>
     <w:unhideWhenUsed/>
     <w:rsid w:val="00E618BF"/>
@@ -5876,14 +5889,14 @@
       <w:spacing w:after="0" w:line="240" w:lineRule="auto"/>
     </w:pPr>
   </w:style>
-  <w:style w:type="character" w:customStyle="1" w:styleId="FooterChar">
-    <w:name w:val="Footer Char"/>
-    <w:basedOn w:val="DefaultParagraphFont"/>
-    <w:link w:val="Footer"/>
+  <w:style w:type="character" w:customStyle="1" w:styleId="AltBilgiChar">
+    <w:name w:val="Alt Bilgi Char"/>
+    <w:basedOn w:val="VarsaylanParagrafYazTipi"/>
+    <w:link w:val="AltBilgi"/>
     <w:uiPriority w:val="99"/>
     <w:rsid w:val="00E618BF"/>
   </w:style>
-  <w:style w:type="paragraph" w:styleId="NoSpacing">
+  <w:style w:type="paragraph" w:styleId="AralkYok">
     <w:name w:val="No Spacing"/>
     <w:uiPriority w:val="1"/>
     <w:qFormat/>
@@ -5892,10 +5905,10 @@
       <w:spacing w:after="0" w:line="240" w:lineRule="auto"/>
     </w:pPr>
   </w:style>
-  <w:style w:type="character" w:customStyle="1" w:styleId="Heading1Char">
-    <w:name w:val="Heading 1 Char"/>
-    <w:basedOn w:val="DefaultParagraphFont"/>
-    <w:link w:val="Heading1"/>
+  <w:style w:type="character" w:customStyle="1" w:styleId="Balk1Char">
+    <w:name w:val="Başlık 1 Char"/>
+    <w:basedOn w:val="VarsaylanParagrafYazTipi"/>
+    <w:link w:val="Balk1"/>
     <w:uiPriority w:val="9"/>
     <w:rsid w:val="00FC693F"/>
     <w:rPr>
@@ -5907,10 +5920,10 @@
       <w:szCs w:val="28"/>
     </w:rPr>
   </w:style>
-  <w:style w:type="character" w:customStyle="1" w:styleId="Heading2Char">
-    <w:name w:val="Heading 2 Char"/>
-    <w:basedOn w:val="DefaultParagraphFont"/>
-    <w:link w:val="Heading2"/>
+  <w:style w:type="character" w:customStyle="1" w:styleId="Balk2Char">
+    <w:name w:val="Başlık 2 Char"/>
+    <w:basedOn w:val="VarsaylanParagrafYazTipi"/>
+    <w:link w:val="Balk2"/>
     <w:uiPriority w:val="9"/>
     <w:rsid w:val="00FC693F"/>
     <w:rPr>
@@ -5922,10 +5935,10 @@
       <w:szCs w:val="26"/>
     </w:rPr>
   </w:style>
-  <w:style w:type="character" w:customStyle="1" w:styleId="Heading3Char">
-    <w:name w:val="Heading 3 Char"/>
-    <w:basedOn w:val="DefaultParagraphFont"/>
-    <w:link w:val="Heading3"/>
+  <w:style w:type="character" w:customStyle="1" w:styleId="Balk3Char">
+    <w:name w:val="Başlık 3 Char"/>
+    <w:basedOn w:val="VarsaylanParagrafYazTipi"/>
+    <w:link w:val="Balk3"/>
     <w:uiPriority w:val="9"/>
     <w:rsid w:val="00FC693F"/>
     <w:rPr>
@@ -5935,11 +5948,11 @@
       <w:color w:val="4F81BD" w:themeColor="accent1"/>
     </w:rPr>
   </w:style>
-  <w:style w:type="paragraph" w:styleId="Title">
+  <w:style w:type="paragraph" w:styleId="KonuBal">
     <w:name w:val="Title"/>
     <w:basedOn w:val="Normal"/>
     <w:next w:val="Normal"/>
-    <w:link w:val="TitleChar"/>
+    <w:link w:val="KonuBalChar"/>
     <w:uiPriority w:val="10"/>
     <w:qFormat/>
     <w:rsid w:val="00FC693F"/>
@@ -5959,10 +5972,10 @@
       <w:szCs w:val="52"/>
     </w:rPr>
   </w:style>
-  <w:style w:type="character" w:customStyle="1" w:styleId="TitleChar">
-    <w:name w:val="Title Char"/>
-    <w:basedOn w:val="DefaultParagraphFont"/>
-    <w:link w:val="Title"/>
+  <w:style w:type="character" w:customStyle="1" w:styleId="KonuBalChar">
+    <w:name w:val="Konu Başlığı Char"/>
+    <w:basedOn w:val="VarsaylanParagrafYazTipi"/>
+    <w:link w:val="KonuBal"/>
     <w:uiPriority w:val="10"/>
     <w:rsid w:val="00FC693F"/>
     <w:rPr>
@@ -5974,11 +5987,11 @@
       <w:szCs w:val="52"/>
     </w:rPr>
   </w:style>
-  <w:style w:type="paragraph" w:styleId="Subtitle">
+  <w:style w:type="paragraph" w:styleId="Altyaz">
     <w:name w:val="Subtitle"/>
     <w:basedOn w:val="Normal"/>
     <w:next w:val="Normal"/>
-    <w:link w:val="SubtitleChar"/>
+    <w:link w:val="AltyazChar"/>
     <w:uiPriority w:val="11"/>
     <w:qFormat/>
     <w:rsid w:val="00FC693F"/>
@@ -5997,10 +6010,10 @@
       <w:szCs w:val="24"/>
     </w:rPr>
   </w:style>
-  <w:style w:type="character" w:customStyle="1" w:styleId="SubtitleChar">
-    <w:name w:val="Subtitle Char"/>
-    <w:basedOn w:val="DefaultParagraphFont"/>
-    <w:link w:val="Subtitle"/>
+  <w:style w:type="character" w:customStyle="1" w:styleId="AltyazChar">
+    <w:name w:val="Altyazı Char"/>
+    <w:basedOn w:val="VarsaylanParagrafYazTipi"/>
+    <w:link w:val="Altyaz"/>
     <w:uiPriority w:val="11"/>
     <w:rsid w:val="00FC693F"/>
     <w:rPr>
@@ -6013,7 +6026,7 @@
       <w:szCs w:val="24"/>
     </w:rPr>
   </w:style>
-  <w:style w:type="paragraph" w:styleId="ListParagraph">
+  <w:style w:type="paragraph" w:styleId="ListeParagraf">
     <w:name w:val="List Paragraph"/>
     <w:basedOn w:val="Normal"/>
     <w:uiPriority w:val="34"/>
@@ -6024,10 +6037,10 @@
       <w:contextualSpacing/>
     </w:pPr>
   </w:style>
-  <w:style w:type="paragraph" w:styleId="BodyText">
+  <w:style w:type="paragraph" w:styleId="GvdeMetni">
     <w:name w:val="Body Text"/>
     <w:basedOn w:val="Normal"/>
-    <w:link w:val="BodyTextChar"/>
+    <w:link w:val="GvdeMetniChar"/>
     <w:uiPriority w:val="99"/>
     <w:unhideWhenUsed/>
     <w:rsid w:val="00AA1D8D"/>
@@ -6035,17 +6048,17 @@
       <w:spacing w:after="120"/>
     </w:pPr>
   </w:style>
-  <w:style w:type="character" w:customStyle="1" w:styleId="BodyTextChar">
-    <w:name w:val="Body Text Char"/>
-    <w:basedOn w:val="DefaultParagraphFont"/>
-    <w:link w:val="BodyText"/>
+  <w:style w:type="character" w:customStyle="1" w:styleId="GvdeMetniChar">
+    <w:name w:val="Gövde Metni Char"/>
+    <w:basedOn w:val="VarsaylanParagrafYazTipi"/>
+    <w:link w:val="GvdeMetni"/>
     <w:uiPriority w:val="99"/>
     <w:rsid w:val="00AA1D8D"/>
   </w:style>
-  <w:style w:type="paragraph" w:styleId="BodyText2">
+  <w:style w:type="paragraph" w:styleId="GvdeMetni2">
     <w:name w:val="Body Text 2"/>
     <w:basedOn w:val="Normal"/>
-    <w:link w:val="BodyText2Char"/>
+    <w:link w:val="GvdeMetni2Char"/>
     <w:uiPriority w:val="99"/>
     <w:unhideWhenUsed/>
     <w:rsid w:val="00AA1D8D"/>
@@ -6053,17 +6066,17 @@
       <w:spacing w:after="120" w:line="480" w:lineRule="auto"/>
     </w:pPr>
   </w:style>
-  <w:style w:type="character" w:customStyle="1" w:styleId="BodyText2Char">
-    <w:name w:val="Body Text 2 Char"/>
-    <w:basedOn w:val="DefaultParagraphFont"/>
-    <w:link w:val="BodyText2"/>
+  <w:style w:type="character" w:customStyle="1" w:styleId="GvdeMetni2Char">
+    <w:name w:val="Gövde Metni 2 Char"/>
+    <w:basedOn w:val="VarsaylanParagrafYazTipi"/>
+    <w:link w:val="GvdeMetni2"/>
     <w:uiPriority w:val="99"/>
     <w:rsid w:val="00AA1D8D"/>
   </w:style>
-  <w:style w:type="paragraph" w:styleId="BodyText3">
+  <w:style w:type="paragraph" w:styleId="GvdeMetni3">
     <w:name w:val="Body Text 3"/>
     <w:basedOn w:val="Normal"/>
-    <w:link w:val="BodyText3Char"/>
+    <w:link w:val="GvdeMetni3Char"/>
     <w:uiPriority w:val="99"/>
     <w:unhideWhenUsed/>
     <w:rsid w:val="00AA1D8D"/>
@@ -6075,10 +6088,10 @@
       <w:szCs w:val="16"/>
     </w:rPr>
   </w:style>
-  <w:style w:type="character" w:customStyle="1" w:styleId="BodyText3Char">
-    <w:name w:val="Body Text 3 Char"/>
-    <w:basedOn w:val="DefaultParagraphFont"/>
-    <w:link w:val="BodyText3"/>
+  <w:style w:type="character" w:customStyle="1" w:styleId="GvdeMetni3Char">
+    <w:name w:val="Gövde Metni 3 Char"/>
+    <w:basedOn w:val="VarsaylanParagrafYazTipi"/>
+    <w:link w:val="GvdeMetni3"/>
     <w:uiPriority w:val="99"/>
     <w:rsid w:val="00AA1D8D"/>
     <w:rPr>
@@ -6086,7 +6099,7 @@
       <w:szCs w:val="16"/>
     </w:rPr>
   </w:style>
-  <w:style w:type="paragraph" w:styleId="List">
+  <w:style w:type="paragraph" w:styleId="Liste">
     <w:name w:val="List"/>
     <w:basedOn w:val="Normal"/>
     <w:uiPriority w:val="99"/>
@@ -6097,7 +6110,7 @@
       <w:contextualSpacing/>
     </w:pPr>
   </w:style>
-  <w:style w:type="paragraph" w:styleId="List2">
+  <w:style w:type="paragraph" w:styleId="Liste2">
     <w:name w:val="List 2"/>
     <w:basedOn w:val="Normal"/>
     <w:uiPriority w:val="99"/>
@@ -6108,7 +6121,7 @@
       <w:contextualSpacing/>
     </w:pPr>
   </w:style>
-  <w:style w:type="paragraph" w:styleId="List3">
+  <w:style w:type="paragraph" w:styleId="Liste3">
     <w:name w:val="List 3"/>
     <w:basedOn w:val="Normal"/>
     <w:uiPriority w:val="99"/>
@@ -6119,7 +6132,7 @@
       <w:contextualSpacing/>
     </w:pPr>
   </w:style>
-  <w:style w:type="paragraph" w:styleId="ListBullet">
+  <w:style w:type="paragraph" w:styleId="ListeMaddemi">
     <w:name w:val="List Bullet"/>
     <w:basedOn w:val="Normal"/>
     <w:uiPriority w:val="99"/>
@@ -6132,7 +6145,7 @@
       <w:contextualSpacing/>
     </w:pPr>
   </w:style>
-  <w:style w:type="paragraph" w:styleId="ListBullet2">
+  <w:style w:type="paragraph" w:styleId="ListeMaddemi2">
     <w:name w:val="List Bullet 2"/>
     <w:basedOn w:val="Normal"/>
     <w:uiPriority w:val="99"/>
@@ -6145,7 +6158,7 @@
       <w:contextualSpacing/>
     </w:pPr>
   </w:style>
-  <w:style w:type="paragraph" w:styleId="ListBullet3">
+  <w:style w:type="paragraph" w:styleId="ListeMaddemi3">
     <w:name w:val="List Bullet 3"/>
     <w:basedOn w:val="Normal"/>
     <w:uiPriority w:val="99"/>
@@ -6158,7 +6171,7 @@
       <w:contextualSpacing/>
     </w:pPr>
   </w:style>
-  <w:style w:type="paragraph" w:styleId="ListNumber">
+  <w:style w:type="paragraph" w:styleId="ListeNumaras">
     <w:name w:val="List Number"/>
     <w:basedOn w:val="Normal"/>
     <w:uiPriority w:val="99"/>
@@ -6171,7 +6184,7 @@
       <w:contextualSpacing/>
     </w:pPr>
   </w:style>
-  <w:style w:type="paragraph" w:styleId="ListNumber2">
+  <w:style w:type="paragraph" w:styleId="ListeNumaras2">
     <w:name w:val="List Number 2"/>
     <w:basedOn w:val="Normal"/>
     <w:uiPriority w:val="99"/>
@@ -6184,7 +6197,7 @@
       <w:contextualSpacing/>
     </w:pPr>
   </w:style>
-  <w:style w:type="paragraph" w:styleId="ListNumber3">
+  <w:style w:type="paragraph" w:styleId="ListeNumaras3">
     <w:name w:val="List Number 3"/>
     <w:basedOn w:val="Normal"/>
     <w:uiPriority w:val="99"/>
@@ -6197,7 +6210,7 @@
       <w:contextualSpacing/>
     </w:pPr>
   </w:style>
-  <w:style w:type="paragraph" w:styleId="ListContinue">
+  <w:style w:type="paragraph" w:styleId="ListeDevam">
     <w:name w:val="List Continue"/>
     <w:basedOn w:val="Normal"/>
     <w:uiPriority w:val="99"/>
@@ -6209,7 +6222,7 @@
       <w:contextualSpacing/>
     </w:pPr>
   </w:style>
-  <w:style w:type="paragraph" w:styleId="ListContinue2">
+  <w:style w:type="paragraph" w:styleId="ListeDevam2">
     <w:name w:val="List Continue 2"/>
     <w:basedOn w:val="Normal"/>
     <w:uiPriority w:val="99"/>
@@ -6221,7 +6234,7 @@
       <w:contextualSpacing/>
     </w:pPr>
   </w:style>
-  <w:style w:type="paragraph" w:styleId="ListContinue3">
+  <w:style w:type="paragraph" w:styleId="ListeDevam3">
     <w:name w:val="List Continue 3"/>
     <w:basedOn w:val="Normal"/>
     <w:uiPriority w:val="99"/>
@@ -6233,9 +6246,9 @@
       <w:contextualSpacing/>
     </w:pPr>
   </w:style>
-  <w:style w:type="paragraph" w:styleId="MacroText">
+  <w:style w:type="paragraph" w:styleId="MakroMetni">
     <w:name w:val="macro"/>
-    <w:link w:val="MacroTextChar"/>
+    <w:link w:val="MakroMetniChar"/>
     <w:uiPriority w:val="99"/>
     <w:unhideWhenUsed/>
     <w:rsid w:val="0029639D"/>
@@ -6256,10 +6269,10 @@
       <w:szCs w:val="20"/>
     </w:rPr>
   </w:style>
-  <w:style w:type="character" w:customStyle="1" w:styleId="MacroTextChar">
-    <w:name w:val="Macro Text Char"/>
-    <w:basedOn w:val="DefaultParagraphFont"/>
-    <w:link w:val="MacroText"/>
+  <w:style w:type="character" w:customStyle="1" w:styleId="MakroMetniChar">
+    <w:name w:val="Makro Metni Char"/>
+    <w:basedOn w:val="VarsaylanParagrafYazTipi"/>
+    <w:link w:val="MakroMetni"/>
     <w:uiPriority w:val="99"/>
     <w:rsid w:val="0029639D"/>
     <w:rPr>
@@ -6268,11 +6281,11 @@
       <w:szCs w:val="20"/>
     </w:rPr>
   </w:style>
-  <w:style w:type="paragraph" w:styleId="Quote">
+  <w:style w:type="paragraph" w:styleId="Alnt">
     <w:name w:val="Quote"/>
     <w:basedOn w:val="Normal"/>
     <w:next w:val="Normal"/>
-    <w:link w:val="QuoteChar"/>
+    <w:link w:val="AlntChar"/>
     <w:uiPriority w:val="29"/>
     <w:qFormat/>
     <w:rsid w:val="00FC693F"/>
@@ -6282,10 +6295,10 @@
       <w:color w:val="000000" w:themeColor="text1"/>
     </w:rPr>
   </w:style>
-  <w:style w:type="character" w:customStyle="1" w:styleId="QuoteChar">
-    <w:name w:val="Quote Char"/>
-    <w:basedOn w:val="DefaultParagraphFont"/>
-    <w:link w:val="Quote"/>
+  <w:style w:type="character" w:customStyle="1" w:styleId="AlntChar">
+    <w:name w:val="Alıntı Char"/>
+    <w:basedOn w:val="VarsaylanParagrafYazTipi"/>
+    <w:link w:val="Alnt"/>
     <w:uiPriority w:val="29"/>
     <w:rsid w:val="00FC693F"/>
     <w:rPr>
@@ -6294,10 +6307,10 @@
       <w:color w:val="000000" w:themeColor="text1"/>
     </w:rPr>
   </w:style>
-  <w:style w:type="character" w:customStyle="1" w:styleId="Heading4Char">
-    <w:name w:val="Heading 4 Char"/>
-    <w:basedOn w:val="DefaultParagraphFont"/>
-    <w:link w:val="Heading4"/>
+  <w:style w:type="character" w:customStyle="1" w:styleId="Balk4Char">
+    <w:name w:val="Başlık 4 Char"/>
+    <w:basedOn w:val="VarsaylanParagrafYazTipi"/>
+    <w:link w:val="Balk4"/>
     <w:uiPriority w:val="9"/>
     <w:semiHidden/>
     <w:rsid w:val="00FC693F"/>
@@ -6310,10 +6323,10 @@
       <w:color w:val="4F81BD" w:themeColor="accent1"/>
     </w:rPr>
   </w:style>
-  <w:style w:type="character" w:customStyle="1" w:styleId="Heading5Char">
-    <w:name w:val="Heading 5 Char"/>
-    <w:basedOn w:val="DefaultParagraphFont"/>
-    <w:link w:val="Heading5"/>
+  <w:style w:type="character" w:customStyle="1" w:styleId="Balk5Char">
+    <w:name w:val="Başlık 5 Char"/>
+    <w:basedOn w:val="VarsaylanParagrafYazTipi"/>
+    <w:link w:val="Balk5"/>
     <w:uiPriority w:val="9"/>
     <w:semiHidden/>
     <w:rsid w:val="00FC693F"/>
@@ -6322,10 +6335,10 @@
       <w:color w:val="243F60" w:themeColor="accent1" w:themeShade="7F"/>
     </w:rPr>
   </w:style>
-  <w:style w:type="character" w:customStyle="1" w:styleId="Heading6Char">
-    <w:name w:val="Heading 6 Char"/>
-    <w:basedOn w:val="DefaultParagraphFont"/>
-    <w:link w:val="Heading6"/>
+  <w:style w:type="character" w:customStyle="1" w:styleId="Balk6Char">
+    <w:name w:val="Başlık 6 Char"/>
+    <w:basedOn w:val="VarsaylanParagrafYazTipi"/>
+    <w:link w:val="Balk6"/>
     <w:uiPriority w:val="9"/>
     <w:semiHidden/>
     <w:rsid w:val="00FC693F"/>
@@ -6336,10 +6349,10 @@
       <w:color w:val="243F60" w:themeColor="accent1" w:themeShade="7F"/>
     </w:rPr>
   </w:style>
-  <w:style w:type="character" w:customStyle="1" w:styleId="Heading7Char">
-    <w:name w:val="Heading 7 Char"/>
-    <w:basedOn w:val="DefaultParagraphFont"/>
-    <w:link w:val="Heading7"/>
+  <w:style w:type="character" w:customStyle="1" w:styleId="Balk7Char">
+    <w:name w:val="Başlık 7 Char"/>
+    <w:basedOn w:val="VarsaylanParagrafYazTipi"/>
+    <w:link w:val="Balk7"/>
     <w:uiPriority w:val="9"/>
     <w:semiHidden/>
     <w:rsid w:val="00FC693F"/>
@@ -6350,10 +6363,10 @@
       <w:color w:val="404040" w:themeColor="text1" w:themeTint="BF"/>
     </w:rPr>
   </w:style>
-  <w:style w:type="character" w:customStyle="1" w:styleId="Heading8Char">
-    <w:name w:val="Heading 8 Char"/>
-    <w:basedOn w:val="DefaultParagraphFont"/>
-    <w:link w:val="Heading8"/>
+  <w:style w:type="character" w:customStyle="1" w:styleId="Balk8Char">
+    <w:name w:val="Başlık 8 Char"/>
+    <w:basedOn w:val="VarsaylanParagrafYazTipi"/>
+    <w:link w:val="Balk8"/>
     <w:uiPriority w:val="9"/>
     <w:semiHidden/>
     <w:rsid w:val="00FC693F"/>
@@ -6364,10 +6377,10 @@
       <w:szCs w:val="20"/>
     </w:rPr>
   </w:style>
-  <w:style w:type="character" w:customStyle="1" w:styleId="Heading9Char">
-    <w:name w:val="Heading 9 Char"/>
-    <w:basedOn w:val="DefaultParagraphFont"/>
-    <w:link w:val="Heading9"/>
+  <w:style w:type="character" w:customStyle="1" w:styleId="Balk9Char">
+    <w:name w:val="Başlık 9 Char"/>
+    <w:basedOn w:val="VarsaylanParagrafYazTipi"/>
+    <w:link w:val="Balk9"/>
     <w:uiPriority w:val="9"/>
     <w:semiHidden/>
     <w:rsid w:val="00FC693F"/>
@@ -6380,7 +6393,7 @@
       <w:szCs w:val="20"/>
     </w:rPr>
   </w:style>
-  <w:style w:type="paragraph" w:styleId="Caption">
+  <w:style w:type="paragraph" w:styleId="ResimYazs">
     <w:name w:val="caption"/>
     <w:basedOn w:val="Normal"/>
     <w:next w:val="Normal"/>
@@ -6400,9 +6413,9 @@
       <w:szCs w:val="18"/>
     </w:rPr>
   </w:style>
-  <w:style w:type="character" w:styleId="Strong">
+  <w:style w:type="character" w:styleId="Gl">
     <w:name w:val="Strong"/>
-    <w:basedOn w:val="DefaultParagraphFont"/>
+    <w:basedOn w:val="VarsaylanParagrafYazTipi"/>
     <w:qFormat/>
     <w:rsid w:val="00FC693F"/>
     <w:rPr>
@@ -6410,9 +6423,9 @@
       <w:bCs/>
     </w:rPr>
   </w:style>
-  <w:style w:type="character" w:styleId="Emphasis">
+  <w:style w:type="character" w:styleId="Vurgu">
     <w:name w:val="Emphasis"/>
-    <w:basedOn w:val="DefaultParagraphFont"/>
+    <w:basedOn w:val="VarsaylanParagrafYazTipi"/>
     <w:uiPriority w:val="20"/>
     <w:qFormat/>
     <w:rsid w:val="00FC693F"/>
@@ -6421,11 +6434,11 @@
       <w:iCs/>
     </w:rPr>
   </w:style>
-  <w:style w:type="paragraph" w:styleId="IntenseQuote">
+  <w:style w:type="paragraph" w:styleId="GlAlnt">
     <w:name w:val="Intense Quote"/>
     <w:basedOn w:val="Normal"/>
     <w:next w:val="Normal"/>
-    <w:link w:val="IntenseQuoteChar"/>
+    <w:link w:val="GlAlntChar"/>
     <w:uiPriority w:val="30"/>
     <w:qFormat/>
     <w:rsid w:val="00FC693F"/>
@@ -6444,10 +6457,10 @@
       <w:color w:val="4F81BD" w:themeColor="accent1"/>
     </w:rPr>
   </w:style>
-  <w:style w:type="character" w:customStyle="1" w:styleId="IntenseQuoteChar">
-    <w:name w:val="Intense Quote Char"/>
-    <w:basedOn w:val="DefaultParagraphFont"/>
-    <w:link w:val="IntenseQuote"/>
+  <w:style w:type="character" w:customStyle="1" w:styleId="GlAlntChar">
+    <w:name w:val="Güçlü Alıntı Char"/>
+    <w:basedOn w:val="VarsaylanParagrafYazTipi"/>
+    <w:link w:val="GlAlnt"/>
     <w:uiPriority w:val="30"/>
     <w:rsid w:val="00FC693F"/>
     <w:rPr>
@@ -6458,9 +6471,9 @@
       <w:color w:val="4F81BD" w:themeColor="accent1"/>
     </w:rPr>
   </w:style>
-  <w:style w:type="character" w:styleId="SubtleEmphasis">
+  <w:style w:type="character" w:styleId="HafifVurgulama">
     <w:name w:val="Subtle Emphasis"/>
-    <w:basedOn w:val="DefaultParagraphFont"/>
+    <w:basedOn w:val="VarsaylanParagrafYazTipi"/>
     <w:uiPriority w:val="19"/>
     <w:qFormat/>
     <w:rsid w:val="00FC693F"/>
@@ -6470,9 +6483,9 @@
       <w:color w:val="808080" w:themeColor="text1" w:themeTint="7F"/>
     </w:rPr>
   </w:style>
-  <w:style w:type="character" w:styleId="IntenseEmphasis">
+  <w:style w:type="character" w:styleId="GlVurgulama">
     <w:name w:val="Intense Emphasis"/>
-    <w:basedOn w:val="DefaultParagraphFont"/>
+    <w:basedOn w:val="VarsaylanParagrafYazTipi"/>
     <w:uiPriority w:val="21"/>
     <w:qFormat/>
     <w:rsid w:val="00FC693F"/>
@@ -6484,9 +6497,9 @@
       <w:color w:val="4F81BD" w:themeColor="accent1"/>
     </w:rPr>
   </w:style>
-  <w:style w:type="character" w:styleId="SubtleReference">
+  <w:style w:type="character" w:styleId="HafifBavuru">
     <w:name w:val="Subtle Reference"/>
-    <w:basedOn w:val="DefaultParagraphFont"/>
+    <w:basedOn w:val="VarsaylanParagrafYazTipi"/>
     <w:uiPriority w:val="31"/>
     <w:qFormat/>
     <w:rsid w:val="00FC693F"/>
@@ -6496,9 +6509,9 @@
       <w:u w:val="single"/>
     </w:rPr>
   </w:style>
-  <w:style w:type="character" w:styleId="IntenseReference">
+  <w:style w:type="character" w:styleId="GlBavuru">
     <w:name w:val="Intense Reference"/>
-    <w:basedOn w:val="DefaultParagraphFont"/>
+    <w:basedOn w:val="VarsaylanParagrafYazTipi"/>
     <w:uiPriority w:val="32"/>
     <w:qFormat/>
     <w:rsid w:val="00FC693F"/>
@@ -6511,9 +6524,9 @@
       <w:u w:val="single"/>
     </w:rPr>
   </w:style>
-  <w:style w:type="character" w:styleId="BookTitle">
+  <w:style w:type="character" w:styleId="KitapBal">
     <w:name w:val="Book Title"/>
-    <w:basedOn w:val="DefaultParagraphFont"/>
+    <w:basedOn w:val="VarsaylanParagrafYazTipi"/>
     <w:uiPriority w:val="33"/>
     <w:qFormat/>
     <w:rsid w:val="00FC693F"/>
@@ -6524,9 +6537,9 @@
       <w:spacing w:val="5"/>
     </w:rPr>
   </w:style>
-  <w:style w:type="paragraph" w:styleId="TOCHeading">
+  <w:style w:type="paragraph" w:styleId="TBal">
     <w:name w:val="TOC Heading"/>
-    <w:basedOn w:val="Heading1"/>
+    <w:basedOn w:val="Balk1"/>
     <w:next w:val="Normal"/>
     <w:uiPriority w:val="39"/>
     <w:semiHidden/>
@@ -6537,9 +6550,9 @@
       <w:outlineLvl w:val="9"/>
     </w:pPr>
   </w:style>
-  <w:style w:type="table" w:styleId="TableGrid">
+  <w:style w:type="table" w:styleId="TabloKlavuzu">
     <w:name w:val="Table Grid"/>
-    <w:basedOn w:val="TableNormal"/>
+    <w:basedOn w:val="NormalTablo"/>
     <w:uiPriority w:val="59"/>
     <w:rsid w:val="00FC693F"/>
     <w:pPr>
@@ -6556,9 +6569,9 @@
       </w:tblBorders>
     </w:tblPr>
   </w:style>
-  <w:style w:type="table" w:styleId="LightShading">
+  <w:style w:type="table" w:styleId="AkGlgeleme">
     <w:name w:val="Light Shading"/>
-    <w:basedOn w:val="TableNormal"/>
+    <w:basedOn w:val="NormalTablo"/>
     <w:uiPriority w:val="60"/>
     <w:rsid w:val="00FC693F"/>
     <w:pPr>
@@ -6652,9 +6665,9 @@
       </w:tcPr>
     </w:tblStylePr>
   </w:style>
-  <w:style w:type="table" w:styleId="LightShading-Accent1">
+  <w:style w:type="table" w:styleId="AkGlgeleme-Vurgu1">
     <w:name w:val="Light Shading Accent 1"/>
-    <w:basedOn w:val="TableNormal"/>
+    <w:basedOn w:val="NormalTablo"/>
     <w:uiPriority w:val="60"/>
     <w:rsid w:val="00FC693F"/>
     <w:pPr>
@@ -6748,9 +6761,9 @@
       </w:tcPr>
     </w:tblStylePr>
   </w:style>
-  <w:style w:type="table" w:styleId="LightShading-Accent2">
+  <w:style w:type="table" w:styleId="AkGlgeleme-Vurgu2">
     <w:name w:val="Light Shading Accent 2"/>
-    <w:basedOn w:val="TableNormal"/>
+    <w:basedOn w:val="NormalTablo"/>
     <w:uiPriority w:val="60"/>
     <w:rsid w:val="00FC693F"/>
     <w:pPr>
@@ -6844,9 +6857,9 @@
       </w:tcPr>
     </w:tblStylePr>
   </w:style>
-  <w:style w:type="table" w:styleId="LightShading-Accent3">
+  <w:style w:type="table" w:styleId="AkGlgeleme-Vurgu3">
     <w:name w:val="Light Shading Accent 3"/>
-    <w:basedOn w:val="TableNormal"/>
+    <w:basedOn w:val="NormalTablo"/>
     <w:uiPriority w:val="60"/>
     <w:rsid w:val="00FC693F"/>
     <w:pPr>
@@ -6940,9 +6953,9 @@
       </w:tcPr>
     </w:tblStylePr>
   </w:style>
-  <w:style w:type="table" w:styleId="LightShading-Accent4">
+  <w:style w:type="table" w:styleId="AkGlgeleme-Vurgu4">
     <w:name w:val="Light Shading Accent 4"/>
-    <w:basedOn w:val="TableNormal"/>
+    <w:basedOn w:val="NormalTablo"/>
     <w:uiPriority w:val="60"/>
     <w:rsid w:val="00FC693F"/>
     <w:pPr>
@@ -7036,9 +7049,9 @@
       </w:tcPr>
     </w:tblStylePr>
   </w:style>
-  <w:style w:type="table" w:styleId="LightShading-Accent5">
+  <w:style w:type="table" w:styleId="AkGlgeleme-Vurgu5">
     <w:name w:val="Light Shading Accent 5"/>
-    <w:basedOn w:val="TableNormal"/>
+    <w:basedOn w:val="NormalTablo"/>
     <w:uiPriority w:val="60"/>
     <w:rsid w:val="00FC693F"/>
     <w:pPr>
@@ -7132,9 +7145,9 @@
       </w:tcPr>
     </w:tblStylePr>
   </w:style>
-  <w:style w:type="table" w:styleId="LightShading-Accent6">
+  <w:style w:type="table" w:styleId="AkGlgeleme-Vurgu6">
     <w:name w:val="Light Shading Accent 6"/>
-    <w:basedOn w:val="TableNormal"/>
+    <w:basedOn w:val="NormalTablo"/>
     <w:uiPriority w:val="60"/>
     <w:rsid w:val="00FC693F"/>
     <w:pPr>
@@ -7228,9 +7241,9 @@
       </w:tcPr>
     </w:tblStylePr>
   </w:style>
-  <w:style w:type="table" w:styleId="LightList">
+  <w:style w:type="table" w:styleId="AkListe">
     <w:name w:val="Light List"/>
-    <w:basedOn w:val="TableNormal"/>
+    <w:basedOn w:val="NormalTablo"/>
     <w:uiPriority w:val="61"/>
     <w:rsid w:val="00FC693F"/>
     <w:pPr>
@@ -7313,9 +7326,9 @@
       </w:tcPr>
     </w:tblStylePr>
   </w:style>
-  <w:style w:type="table" w:styleId="LightList-Accent1">
+  <w:style w:type="table" w:styleId="AkListe-Vurgu1">
     <w:name w:val="Light List Accent 1"/>
-    <w:basedOn w:val="TableNormal"/>
+    <w:basedOn w:val="NormalTablo"/>
     <w:uiPriority w:val="61"/>
     <w:rsid w:val="00FC693F"/>
     <w:pPr>
@@ -7398,9 +7411,9 @@
       </w:tcPr>
     </w:tblStylePr>
   </w:style>
-  <w:style w:type="table" w:styleId="LightList-Accent2">
+  <w:style w:type="table" w:styleId="AkListe-Vurgu2">
     <w:name w:val="Light List Accent 2"/>
-    <w:basedOn w:val="TableNormal"/>
+    <w:basedOn w:val="NormalTablo"/>
     <w:uiPriority w:val="61"/>
     <w:rsid w:val="00CB0664"/>
     <w:pPr>
@@ -7483,9 +7496,9 @@
       </w:tcPr>
     </w:tblStylePr>
   </w:style>
-  <w:style w:type="table" w:styleId="LightList-Accent3">
+  <w:style w:type="table" w:styleId="AkListe-Vurgu3">
     <w:name w:val="Light List Accent 3"/>
-    <w:basedOn w:val="TableNormal"/>
+    <w:basedOn w:val="NormalTablo"/>
     <w:uiPriority w:val="61"/>
     <w:rsid w:val="00CB0664"/>
     <w:pPr>
@@ -7568,9 +7581,9 @@
       </w:tcPr>
     </w:tblStylePr>
   </w:style>
-  <w:style w:type="table" w:styleId="LightList-Accent4">
+  <w:style w:type="table" w:styleId="AkListe-Vurgu4">
     <w:name w:val="Light List Accent 4"/>
-    <w:basedOn w:val="TableNormal"/>
+    <w:basedOn w:val="NormalTablo"/>
     <w:uiPriority w:val="61"/>
     <w:rsid w:val="00CB0664"/>
     <w:pPr>
@@ -7653,9 +7666,9 @@
       </w:tcPr>
     </w:tblStylePr>
   </w:style>
-  <w:style w:type="table" w:styleId="LightList-Accent5">
+  <w:style w:type="table" w:styleId="AkListe-Vurgu5">
     <w:name w:val="Light List Accent 5"/>
-    <w:basedOn w:val="TableNormal"/>
+    <w:basedOn w:val="NormalTablo"/>
     <w:uiPriority w:val="61"/>
     <w:rsid w:val="00CB0664"/>
     <w:pPr>
@@ -7738,9 +7751,9 @@
       </w:tcPr>
     </w:tblStylePr>
   </w:style>
-  <w:style w:type="table" w:styleId="LightList-Accent6">
+  <w:style w:type="table" w:styleId="AkListe-Vurgu6">
     <w:name w:val="Light List Accent 6"/>
-    <w:basedOn w:val="TableNormal"/>
+    <w:basedOn w:val="NormalTablo"/>
     <w:uiPriority w:val="61"/>
     <w:rsid w:val="00CB0664"/>
     <w:pPr>
@@ -7823,9 +7836,9 @@
       </w:tcPr>
     </w:tblStylePr>
   </w:style>
-  <w:style w:type="table" w:styleId="LightGrid">
+  <w:style w:type="table" w:styleId="AkKlavuz">
     <w:name w:val="Light Grid"/>
-    <w:basedOn w:val="TableNormal"/>
+    <w:basedOn w:val="NormalTablo"/>
     <w:uiPriority w:val="62"/>
     <w:rsid w:val="00CB0664"/>
     <w:pPr>
@@ -7946,9 +7959,9 @@
       </w:tcPr>
     </w:tblStylePr>
   </w:style>
-  <w:style w:type="table" w:styleId="LightGrid-Accent1">
+  <w:style w:type="table" w:styleId="AkKlavuz-Vurgu1">
     <w:name w:val="Light Grid Accent 1"/>
-    <w:basedOn w:val="TableNormal"/>
+    <w:basedOn w:val="NormalTablo"/>
     <w:uiPriority w:val="62"/>
     <w:rsid w:val="00CB0664"/>
     <w:pPr>
@@ -8069,9 +8082,9 @@
       </w:tcPr>
     </w:tblStylePr>
   </w:style>
-  <w:style w:type="table" w:styleId="LightGrid-Accent2">
+  <w:style w:type="table" w:styleId="AkKlavuz-Vurgu2">
     <w:name w:val="Light Grid Accent 2"/>
-    <w:basedOn w:val="TableNormal"/>
+    <w:basedOn w:val="NormalTablo"/>
     <w:uiPriority w:val="62"/>
     <w:rsid w:val="00CB0664"/>
     <w:pPr>
@@ -8192,9 +8205,9 @@
       </w:tcPr>
     </w:tblStylePr>
   </w:style>
-  <w:style w:type="table" w:styleId="LightGrid-Accent3">
+  <w:style w:type="table" w:styleId="AkKlavuz-Vurgu3">
     <w:name w:val="Light Grid Accent 3"/>
-    <w:basedOn w:val="TableNormal"/>
+    <w:basedOn w:val="NormalTablo"/>
     <w:uiPriority w:val="62"/>
     <w:rsid w:val="00CB0664"/>
     <w:pPr>
@@ -8315,9 +8328,9 @@
       </w:tcPr>
     </w:tblStylePr>
   </w:style>
-  <w:style w:type="table" w:styleId="LightGrid-Accent4">
+  <w:style w:type="table" w:styleId="AkKlavuz-Vurgu4">
     <w:name w:val="Light Grid Accent 4"/>
-    <w:basedOn w:val="TableNormal"/>
+    <w:basedOn w:val="NormalTablo"/>
     <w:uiPriority w:val="62"/>
     <w:rsid w:val="00CB0664"/>
     <w:pPr>
@@ -8438,9 +8451,9 @@
       </w:tcPr>
     </w:tblStylePr>
   </w:style>
-  <w:style w:type="table" w:styleId="LightGrid-Accent5">
+  <w:style w:type="table" w:styleId="AkKlavuz-Vurgu5">
     <w:name w:val="Light Grid Accent 5"/>
-    <w:basedOn w:val="TableNormal"/>
+    <w:basedOn w:val="NormalTablo"/>
     <w:uiPriority w:val="62"/>
     <w:rsid w:val="00CB0664"/>
     <w:pPr>
@@ -8561,9 +8574,9 @@
       </w:tcPr>
     </w:tblStylePr>
   </w:style>
-  <w:style w:type="table" w:styleId="LightGrid-Accent6">
+  <w:style w:type="table" w:styleId="AkKlavuz-Vurgu6">
     <w:name w:val="Light Grid Accent 6"/>
-    <w:basedOn w:val="TableNormal"/>
+    <w:basedOn w:val="NormalTablo"/>
     <w:uiPriority w:val="62"/>
     <w:rsid w:val="00CB0664"/>
     <w:pPr>
@@ -8684,9 +8697,9 @@
       </w:tcPr>
     </w:tblStylePr>
   </w:style>
-  <w:style w:type="table" w:styleId="MediumShading1">
+  <w:style w:type="table" w:styleId="OrtaGlgeleme1">
     <w:name w:val="Medium Shading 1"/>
-    <w:basedOn w:val="TableNormal"/>
+    <w:basedOn w:val="NormalTablo"/>
     <w:uiPriority w:val="63"/>
     <w:rsid w:val="00CB0664"/>
     <w:pPr>
@@ -8783,9 +8796,9 @@
       </w:tcPr>
     </w:tblStylePr>
   </w:style>
-  <w:style w:type="table" w:styleId="MediumShading1-Accent1">
+  <w:style w:type="table" w:styleId="OrtaGlgeleme1-Vurgu1">
     <w:name w:val="Medium Shading 1 Accent 1"/>
-    <w:basedOn w:val="TableNormal"/>
+    <w:basedOn w:val="NormalTablo"/>
     <w:uiPriority w:val="63"/>
     <w:rsid w:val="00CB0664"/>
     <w:pPr>
@@ -8882,9 +8895,9 @@
       </w:tcPr>
     </w:tblStylePr>
   </w:style>
-  <w:style w:type="table" w:styleId="MediumShading1-Accent2">
+  <w:style w:type="table" w:styleId="OrtaGlgeleme1-Vurgu2">
     <w:name w:val="Medium Shading 1 Accent 2"/>
-    <w:basedOn w:val="TableNormal"/>
+    <w:basedOn w:val="NormalTablo"/>
     <w:uiPriority w:val="63"/>
     <w:rsid w:val="00CB0664"/>
     <w:pPr>
@@ -8981,9 +8994,9 @@
       </w:tcPr>
     </w:tblStylePr>
   </w:style>
-  <w:style w:type="table" w:styleId="MediumShading1-Accent3">
+  <w:style w:type="table" w:styleId="OrtaGlgeleme1-Vurgu3">
     <w:name w:val="Medium Shading 1 Accent 3"/>
-    <w:basedOn w:val="TableNormal"/>
+    <w:basedOn w:val="NormalTablo"/>
     <w:uiPriority w:val="63"/>
     <w:rsid w:val="00CB0664"/>
     <w:pPr>
@@ -9080,9 +9093,9 @@
       </w:tcPr>
     </w:tblStylePr>
   </w:style>
-  <w:style w:type="table" w:styleId="MediumShading1-Accent4">
+  <w:style w:type="table" w:styleId="OrtaGlgeleme1-Vurgu4">
     <w:name w:val="Medium Shading 1 Accent 4"/>
-    <w:basedOn w:val="TableNormal"/>
+    <w:basedOn w:val="NormalTablo"/>
     <w:uiPriority w:val="63"/>
     <w:rsid w:val="00CB0664"/>
     <w:pPr>
@@ -9179,9 +9192,9 @@
       </w:tcPr>
     </w:tblStylePr>
   </w:style>
-  <w:style w:type="table" w:styleId="MediumShading1-Accent5">
+  <w:style w:type="table" w:styleId="OrtaGlgeleme1-Vurgu5">
     <w:name w:val="Medium Shading 1 Accent 5"/>
-    <w:basedOn w:val="TableNormal"/>
+    <w:basedOn w:val="NormalTablo"/>
     <w:uiPriority w:val="63"/>
     <w:rsid w:val="00CB0664"/>
     <w:pPr>
@@ -9278,9 +9291,9 @@
       </w:tcPr>
     </w:tblStylePr>
   </w:style>
-  <w:style w:type="table" w:styleId="MediumShading1-Accent6">
+  <w:style w:type="table" w:styleId="OrtaGlgeleme1-Vurgu6">
     <w:name w:val="Medium Shading 1 Accent 6"/>
-    <w:basedOn w:val="TableNormal"/>
+    <w:basedOn w:val="NormalTablo"/>
     <w:uiPriority w:val="63"/>
     <w:rsid w:val="00CB0664"/>
     <w:pPr>
@@ -9377,9 +9390,9 @@
       </w:tcPr>
     </w:tblStylePr>
   </w:style>
-  <w:style w:type="table" w:styleId="MediumShading2">
+  <w:style w:type="table" w:styleId="OrtaGlgeleme2">
     <w:name w:val="Medium Shading 2"/>
-    <w:basedOn w:val="TableNormal"/>
+    <w:basedOn w:val="NormalTablo"/>
     <w:uiPriority w:val="64"/>
     <w:rsid w:val="00CB0664"/>
     <w:pPr>
@@ -9519,9 +9532,9 @@
       </w:tcPr>
     </w:tblStylePr>
   </w:style>
-  <w:style w:type="table" w:styleId="MediumShading2-Accent1">
+  <w:style w:type="table" w:styleId="OrtaGlgeleme2-Vurgu1">
     <w:name w:val="Medium Shading 2 Accent 1"/>
-    <w:basedOn w:val="TableNormal"/>
+    <w:basedOn w:val="NormalTablo"/>
     <w:uiPriority w:val="64"/>
     <w:rsid w:val="00CB0664"/>
     <w:pPr>
@@ -9661,9 +9674,9 @@
       </w:tcPr>
     </w:tblStylePr>
   </w:style>
-  <w:style w:type="table" w:styleId="MediumShading2-Accent2">
+  <w:style w:type="table" w:styleId="OrtaGlgeleme2-Vurgu2">
     <w:name w:val="Medium Shading 2 Accent 2"/>
-    <w:basedOn w:val="TableNormal"/>
+    <w:basedOn w:val="NormalTablo"/>
     <w:uiPriority w:val="64"/>
     <w:rsid w:val="00CB0664"/>
     <w:pPr>
@@ -9803,9 +9816,9 @@
       </w:tcPr>
     </w:tblStylePr>
   </w:style>
-  <w:style w:type="table" w:styleId="MediumShading2-Accent3">
+  <w:style w:type="table" w:styleId="OrtaGlgeleme2-Vurgu3">
     <w:name w:val="Medium Shading 2 Accent 3"/>
-    <w:basedOn w:val="TableNormal"/>
+    <w:basedOn w:val="NormalTablo"/>
     <w:uiPriority w:val="64"/>
     <w:rsid w:val="00CB0664"/>
     <w:pPr>
@@ -9945,9 +9958,9 @@
       </w:tcPr>
     </w:tblStylePr>
   </w:style>
-  <w:style w:type="table" w:styleId="MediumShading2-Accent4">
+  <w:style w:type="table" w:styleId="OrtaGlgeleme2-Vurgu4">
     <w:name w:val="Medium Shading 2 Accent 4"/>
-    <w:basedOn w:val="TableNormal"/>
+    <w:basedOn w:val="NormalTablo"/>
     <w:uiPriority w:val="64"/>
     <w:rsid w:val="00CB0664"/>
     <w:pPr>
@@ -10087,9 +10100,9 @@
       </w:tcPr>
     </w:tblStylePr>
   </w:style>
-  <w:style w:type="table" w:styleId="MediumShading2-Accent5">
+  <w:style w:type="table" w:styleId="OrtaGlgeleme2-Vurgu5">
     <w:name w:val="Medium Shading 2 Accent 5"/>
-    <w:basedOn w:val="TableNormal"/>
+    <w:basedOn w:val="NormalTablo"/>
     <w:uiPriority w:val="64"/>
     <w:rsid w:val="00CB0664"/>
     <w:pPr>
@@ -10229,9 +10242,9 @@
       </w:tcPr>
     </w:tblStylePr>
   </w:style>
-  <w:style w:type="table" w:styleId="MediumShading2-Accent6">
+  <w:style w:type="table" w:styleId="OrtaGlgeleme2-Vurgu6">
     <w:name w:val="Medium Shading 2 Accent 6"/>
-    <w:basedOn w:val="TableNormal"/>
+    <w:basedOn w:val="NormalTablo"/>
     <w:uiPriority w:val="64"/>
     <w:rsid w:val="00CB0664"/>
     <w:pPr>
@@ -10371,9 +10384,9 @@
       </w:tcPr>
     </w:tblStylePr>
   </w:style>
-  <w:style w:type="table" w:styleId="MediumList1">
+  <w:style w:type="table" w:styleId="OrtaListe1">
     <w:name w:val="Medium List 1"/>
-    <w:basedOn w:val="TableNormal"/>
+    <w:basedOn w:val="NormalTablo"/>
     <w:uiPriority w:val="65"/>
     <w:rsid w:val="00CB0664"/>
     <w:pPr>
@@ -10448,9 +10461,9 @@
       </w:tcPr>
     </w:tblStylePr>
   </w:style>
-  <w:style w:type="table" w:styleId="MediumList1-Accent1">
+  <w:style w:type="table" w:styleId="OrtaListe1-Vurgu1">
     <w:name w:val="Medium List 1 Accent 1"/>
-    <w:basedOn w:val="TableNormal"/>
+    <w:basedOn w:val="NormalTablo"/>
     <w:uiPriority w:val="65"/>
     <w:rsid w:val="00CB0664"/>
     <w:pPr>
@@ -10525,9 +10538,9 @@
       </w:tcPr>
     </w:tblStylePr>
   </w:style>
-  <w:style w:type="table" w:styleId="MediumList1-Accent2">
+  <w:style w:type="table" w:styleId="OrtaListe1-Vurgu2">
     <w:name w:val="Medium List 1 Accent 2"/>
-    <w:basedOn w:val="TableNormal"/>
+    <w:basedOn w:val="NormalTablo"/>
     <w:uiPriority w:val="65"/>
     <w:rsid w:val="00CB0664"/>
     <w:pPr>
@@ -10602,9 +10615,9 @@
       </w:tcPr>
     </w:tblStylePr>
   </w:style>
-  <w:style w:type="table" w:styleId="MediumList1-Accent3">
+  <w:style w:type="table" w:styleId="OrtaListe1-Vurgu3">
     <w:name w:val="Medium List 1 Accent 3"/>
-    <w:basedOn w:val="TableNormal"/>
+    <w:basedOn w:val="NormalTablo"/>
     <w:uiPriority w:val="65"/>
     <w:rsid w:val="00CB0664"/>
     <w:pPr>
@@ -10679,9 +10692,9 @@
       </w:tcPr>
     </w:tblStylePr>
   </w:style>
-  <w:style w:type="table" w:styleId="MediumList1-Accent4">
+  <w:style w:type="table" w:styleId="OrtaListe1-Vurgu4">
     <w:name w:val="Medium List 1 Accent 4"/>
-    <w:basedOn w:val="TableNormal"/>
+    <w:basedOn w:val="NormalTablo"/>
     <w:uiPriority w:val="65"/>
     <w:rsid w:val="00CB0664"/>
     <w:pPr>
@@ -10756,9 +10769,9 @@
       </w:tcPr>
     </w:tblStylePr>
   </w:style>
-  <w:style w:type="table" w:styleId="MediumList1-Accent5">
+  <w:style w:type="table" w:styleId="OrtaListe1-Vurgu5">
     <w:name w:val="Medium List 1 Accent 5"/>
-    <w:basedOn w:val="TableNormal"/>
+    <w:basedOn w:val="NormalTablo"/>
     <w:uiPriority w:val="65"/>
     <w:rsid w:val="00CB0664"/>
     <w:pPr>
@@ -10833,9 +10846,9 @@
       </w:tcPr>
     </w:tblStylePr>
   </w:style>
-  <w:style w:type="table" w:styleId="MediumList1-Accent6">
+  <w:style w:type="table" w:styleId="OrtaListe1-Vurgu6">
     <w:name w:val="Medium List 1 Accent 6"/>
-    <w:basedOn w:val="TableNormal"/>
+    <w:basedOn w:val="NormalTablo"/>
     <w:uiPriority w:val="65"/>
     <w:rsid w:val="00CB0664"/>
     <w:pPr>
@@ -10910,9 +10923,9 @@
       </w:tcPr>
     </w:tblStylePr>
   </w:style>
-  <w:style w:type="table" w:styleId="MediumList2">
+  <w:style w:type="table" w:styleId="OrtaListe2">
     <w:name w:val="Medium List 2"/>
-    <w:basedOn w:val="TableNormal"/>
+    <w:basedOn w:val="NormalTablo"/>
     <w:uiPriority w:val="66"/>
     <w:rsid w:val="00CB0664"/>
     <w:pPr>
@@ -11031,9 +11044,9 @@
       </w:tcPr>
     </w:tblStylePr>
   </w:style>
-  <w:style w:type="table" w:styleId="MediumList2-Accent1">
+  <w:style w:type="table" w:styleId="OrtaList2-Vurgu1">
     <w:name w:val="Medium List 2 Accent 1"/>
-    <w:basedOn w:val="TableNormal"/>
+    <w:basedOn w:val="NormalTablo"/>
     <w:uiPriority w:val="66"/>
     <w:rsid w:val="00CB0664"/>
     <w:pPr>
@@ -11152,9 +11165,9 @@
       </w:tcPr>
     </w:tblStylePr>
   </w:style>
-  <w:style w:type="table" w:styleId="MediumList2-Accent2">
+  <w:style w:type="table" w:styleId="OrtaListe2-Vurgu2">
     <w:name w:val="Medium List 2 Accent 2"/>
-    <w:basedOn w:val="TableNormal"/>
+    <w:basedOn w:val="NormalTablo"/>
     <w:uiPriority w:val="66"/>
     <w:rsid w:val="00CB0664"/>
     <w:pPr>
@@ -11273,9 +11286,9 @@
       </w:tcPr>
     </w:tblStylePr>
   </w:style>
-  <w:style w:type="table" w:styleId="MediumList2-Accent3">
+  <w:style w:type="table" w:styleId="OrtaListe2-Vurgu3">
     <w:name w:val="Medium List 2 Accent 3"/>
-    <w:basedOn w:val="TableNormal"/>
+    <w:basedOn w:val="NormalTablo"/>
     <w:uiPriority w:val="66"/>
     <w:rsid w:val="00CB0664"/>
     <w:pPr>
@@ -11394,9 +11407,9 @@
       </w:tcPr>
     </w:tblStylePr>
   </w:style>
-  <w:style w:type="table" w:styleId="MediumList2-Accent4">
+  <w:style w:type="table" w:styleId="OrtaListe2-Vurgu4">
     <w:name w:val="Medium List 2 Accent 4"/>
-    <w:basedOn w:val="TableNormal"/>
+    <w:basedOn w:val="NormalTablo"/>
     <w:uiPriority w:val="66"/>
     <w:rsid w:val="00CB0664"/>
     <w:pPr>
@@ -11515,9 +11528,9 @@
       </w:tcPr>
     </w:tblStylePr>
   </w:style>
-  <w:style w:type="table" w:styleId="MediumList2-Accent5">
+  <w:style w:type="table" w:styleId="OrtaListe2-Vurgu5">
     <w:name w:val="Medium List 2 Accent 5"/>
-    <w:basedOn w:val="TableNormal"/>
+    <w:basedOn w:val="NormalTablo"/>
     <w:uiPriority w:val="66"/>
     <w:rsid w:val="00CB0664"/>
     <w:pPr>
@@ -11636,9 +11649,9 @@
       </w:tcPr>
     </w:tblStylePr>
   </w:style>
-  <w:style w:type="table" w:styleId="MediumList2-Accent6">
+  <w:style w:type="table" w:styleId="OrtaListe2-Vurgu6">
     <w:name w:val="Medium List 2 Accent 6"/>
-    <w:basedOn w:val="TableNormal"/>
+    <w:basedOn w:val="NormalTablo"/>
     <w:uiPriority w:val="66"/>
     <w:rsid w:val="00CB0664"/>
     <w:pPr>
@@ -11757,9 +11770,9 @@
       </w:tcPr>
     </w:tblStylePr>
   </w:style>
-  <w:style w:type="table" w:styleId="MediumGrid1">
+  <w:style w:type="table" w:styleId="OrtaKlavuz1">
     <w:name w:val="Medium Grid 1"/>
-    <w:basedOn w:val="TableNormal"/>
+    <w:basedOn w:val="NormalTablo"/>
     <w:uiPriority w:val="67"/>
     <w:rsid w:val="00CB0664"/>
     <w:pPr>
@@ -11823,9 +11836,9 @@
       </w:tcPr>
     </w:tblStylePr>
   </w:style>
-  <w:style w:type="table" w:styleId="MediumGrid1-Accent1">
+  <w:style w:type="table" w:styleId="OrtaKlavuz1-Vurgu1">
     <w:name w:val="Medium Grid 1 Accent 1"/>
-    <w:basedOn w:val="TableNormal"/>
+    <w:basedOn w:val="NormalTablo"/>
     <w:uiPriority w:val="67"/>
     <w:rsid w:val="00CB0664"/>
     <w:pPr>
@@ -11889,9 +11902,9 @@
       </w:tcPr>
     </w:tblStylePr>
   </w:style>
-  <w:style w:type="table" w:styleId="MediumGrid1-Accent2">
+  <w:style w:type="table" w:styleId="OrtaKlavuz1-Vurgu2">
     <w:name w:val="Medium Grid 1 Accent 2"/>
-    <w:basedOn w:val="TableNormal"/>
+    <w:basedOn w:val="NormalTablo"/>
     <w:uiPriority w:val="67"/>
     <w:rsid w:val="00CB0664"/>
     <w:pPr>
@@ -11955,9 +11968,9 @@
       </w:tcPr>
     </w:tblStylePr>
   </w:style>
-  <w:style w:type="table" w:styleId="MediumGrid1-Accent3">
+  <w:style w:type="table" w:styleId="OrtaKlavuz1-Vurgu3">
     <w:name w:val="Medium Grid 1 Accent 3"/>
-    <w:basedOn w:val="TableNormal"/>
+    <w:basedOn w:val="NormalTablo"/>
     <w:uiPriority w:val="67"/>
     <w:rsid w:val="00CB0664"/>
     <w:pPr>
@@ -12021,9 +12034,9 @@
       </w:tcPr>
     </w:tblStylePr>
   </w:style>
-  <w:style w:type="table" w:styleId="MediumGrid1-Accent4">
+  <w:style w:type="table" w:styleId="OrtaKlavuz1-Vurgu4">
     <w:name w:val="Medium Grid 1 Accent 4"/>
-    <w:basedOn w:val="TableNormal"/>
+    <w:basedOn w:val="NormalTablo"/>
     <w:uiPriority w:val="67"/>
     <w:rsid w:val="00CB0664"/>
     <w:pPr>
@@ -12087,9 +12100,9 @@
       </w:tcPr>
     </w:tblStylePr>
   </w:style>
-  <w:style w:type="table" w:styleId="MediumGrid1-Accent5">
+  <w:style w:type="table" w:styleId="OrtaKlavuz1-Vurgu5">
     <w:name w:val="Medium Grid 1 Accent 5"/>
-    <w:basedOn w:val="TableNormal"/>
+    <w:basedOn w:val="NormalTablo"/>
     <w:uiPriority w:val="67"/>
     <w:rsid w:val="00CB0664"/>
     <w:pPr>
@@ -12153,9 +12166,9 @@
       </w:tcPr>
     </w:tblStylePr>
   </w:style>
-  <w:style w:type="table" w:styleId="MediumGrid1-Accent6">
+  <w:style w:type="table" w:styleId="OrtaKlavuz1-Vurgu6">
     <w:name w:val="Medium Grid 1 Accent 6"/>
-    <w:basedOn w:val="TableNormal"/>
+    <w:basedOn w:val="NormalTablo"/>
     <w:uiPriority w:val="67"/>
     <w:rsid w:val="00CB0664"/>
     <w:pPr>
@@ -12219,9 +12232,9 @@
       </w:tcPr>
     </w:tblStylePr>
   </w:style>
-  <w:style w:type="table" w:styleId="MediumGrid2">
+  <w:style w:type="table" w:styleId="OrtaKlavuz2">
     <w:name w:val="Medium Grid 2"/>
-    <w:basedOn w:val="TableNormal"/>
+    <w:basedOn w:val="NormalTablo"/>
     <w:uiPriority w:val="68"/>
     <w:rsid w:val="00CB0664"/>
     <w:pPr>
@@ -12337,9 +12350,9 @@
       </w:tcPr>
     </w:tblStylePr>
   </w:style>
-  <w:style w:type="table" w:styleId="MediumGrid2-Accent1">
+  <w:style w:type="table" w:styleId="OrtaKlavuz2-Vurgu1">
     <w:name w:val="Medium Grid 2 Accent 1"/>
-    <w:basedOn w:val="TableNormal"/>
+    <w:basedOn w:val="NormalTablo"/>
     <w:uiPriority w:val="68"/>
     <w:rsid w:val="00CB0664"/>
     <w:pPr>
@@ -12455,9 +12468,9 @@
       </w:tcPr>
     </w:tblStylePr>
   </w:style>
-  <w:style w:type="table" w:styleId="MediumGrid2-Accent2">
+  <w:style w:type="table" w:styleId="OrtaKlavuz2-Vurgu2">
     <w:name w:val="Medium Grid 2 Accent 2"/>
-    <w:basedOn w:val="TableNormal"/>
+    <w:basedOn w:val="NormalTablo"/>
     <w:uiPriority w:val="68"/>
     <w:rsid w:val="00CB0664"/>
     <w:pPr>
@@ -12573,9 +12586,9 @@
       </w:tcPr>
     </w:tblStylePr>
   </w:style>
-  <w:style w:type="table" w:styleId="MediumGrid2-Accent3">
+  <w:style w:type="table" w:styleId="OrtaKlavuz2-Vurgu3">
     <w:name w:val="Medium Grid 2 Accent 3"/>
-    <w:basedOn w:val="TableNormal"/>
+    <w:basedOn w:val="NormalTablo"/>
     <w:uiPriority w:val="68"/>
     <w:rsid w:val="00CB0664"/>
     <w:pPr>
@@ -12691,9 +12704,9 @@
       </w:tcPr>
     </w:tblStylePr>
   </w:style>
-  <w:style w:type="table" w:styleId="MediumGrid2-Accent4">
+  <w:style w:type="table" w:styleId="OrtaKlavuz2-Vurgu4">
     <w:name w:val="Medium Grid 2 Accent 4"/>
-    <w:basedOn w:val="TableNormal"/>
+    <w:basedOn w:val="NormalTablo"/>
     <w:uiPriority w:val="68"/>
     <w:rsid w:val="00CB0664"/>
     <w:pPr>
@@ -12809,9 +12822,9 @@
       </w:tcPr>
     </w:tblStylePr>
   </w:style>
-  <w:style w:type="table" w:styleId="MediumGrid2-Accent5">
+  <w:style w:type="table" w:styleId="OrtaKlavuz2-Vurgu5">
     <w:name w:val="Medium Grid 2 Accent 5"/>
-    <w:basedOn w:val="TableNormal"/>
+    <w:basedOn w:val="NormalTablo"/>
     <w:uiPriority w:val="68"/>
     <w:rsid w:val="00CB0664"/>
     <w:pPr>
@@ -12927,9 +12940,9 @@
       </w:tcPr>
     </w:tblStylePr>
   </w:style>
-  <w:style w:type="table" w:styleId="MediumGrid2-Accent6">
+  <w:style w:type="table" w:styleId="OrtaKlavuz2-Vurgu6">
     <w:name w:val="Medium Grid 2 Accent 6"/>
-    <w:basedOn w:val="TableNormal"/>
+    <w:basedOn w:val="NormalTablo"/>
     <w:uiPriority w:val="68"/>
     <w:rsid w:val="00CB0664"/>
     <w:pPr>
@@ -13045,9 +13058,9 @@
       </w:tcPr>
     </w:tblStylePr>
   </w:style>
-  <w:style w:type="table" w:styleId="MediumGrid3">
+  <w:style w:type="table" w:styleId="OrtaKlavuz3">
     <w:name w:val="Medium Grid 3"/>
-    <w:basedOn w:val="TableNormal"/>
+    <w:basedOn w:val="NormalTablo"/>
     <w:uiPriority w:val="69"/>
     <w:rsid w:val="00CB0664"/>
     <w:pPr>
@@ -13179,9 +13192,9 @@
       </w:tcPr>
     </w:tblStylePr>
   </w:style>
-  <w:style w:type="table" w:styleId="MediumGrid3-Accent1">
+  <w:style w:type="table" w:styleId="OrtaKlavuz3-Vurgu1">
     <w:name w:val="Medium Grid 3 Accent 1"/>
-    <w:basedOn w:val="TableNormal"/>
+    <w:basedOn w:val="NormalTablo"/>
     <w:uiPriority w:val="69"/>
     <w:rsid w:val="00CB0664"/>
     <w:pPr>
@@ -13313,9 +13326,9 @@
       </w:tcPr>
     </w:tblStylePr>
   </w:style>
-  <w:style w:type="table" w:styleId="MediumGrid3-Accent2">
+  <w:style w:type="table" w:styleId="OrtaKlavuz3-Vurgu2">
     <w:name w:val="Medium Grid 3 Accent 2"/>
-    <w:basedOn w:val="TableNormal"/>
+    <w:basedOn w:val="NormalTablo"/>
     <w:uiPriority w:val="69"/>
     <w:rsid w:val="00CB0664"/>
     <w:pPr>
@@ -13447,9 +13460,9 @@
       </w:tcPr>
     </w:tblStylePr>
   </w:style>
-  <w:style w:type="table" w:styleId="MediumGrid3-Accent3">
+  <w:style w:type="table" w:styleId="OrtaKlavuz3-Vurgu3">
     <w:name w:val="Medium Grid 3 Accent 3"/>
-    <w:basedOn w:val="TableNormal"/>
+    <w:basedOn w:val="NormalTablo"/>
     <w:uiPriority w:val="69"/>
     <w:rsid w:val="00CB0664"/>
     <w:pPr>
@@ -13581,9 +13594,9 @@
       </w:tcPr>
     </w:tblStylePr>
   </w:style>
-  <w:style w:type="table" w:styleId="MediumGrid3-Accent4">
+  <w:style w:type="table" w:styleId="OrtaKlavuz3-Vurgu4">
     <w:name w:val="Medium Grid 3 Accent 4"/>
-    <w:basedOn w:val="TableNormal"/>
+    <w:basedOn w:val="NormalTablo"/>
     <w:uiPriority w:val="69"/>
     <w:rsid w:val="00CB0664"/>
     <w:pPr>
@@ -13715,9 +13728,9 @@
       </w:tcPr>
     </w:tblStylePr>
   </w:style>
-  <w:style w:type="table" w:styleId="MediumGrid3-Accent5">
+  <w:style w:type="table" w:styleId="OrtaKlavuz3-Vurgu5">
     <w:name w:val="Medium Grid 3 Accent 5"/>
-    <w:basedOn w:val="TableNormal"/>
+    <w:basedOn w:val="NormalTablo"/>
     <w:uiPriority w:val="69"/>
     <w:rsid w:val="00CB0664"/>
     <w:pPr>
@@ -13849,9 +13862,9 @@
       </w:tcPr>
     </w:tblStylePr>
   </w:style>
-  <w:style w:type="table" w:styleId="MediumGrid3-Accent6">
+  <w:style w:type="table" w:styleId="OrtaKlavuz3-Vurgu6">
     <w:name w:val="Medium Grid 3 Accent 6"/>
-    <w:basedOn w:val="TableNormal"/>
+    <w:basedOn w:val="NormalTablo"/>
     <w:uiPriority w:val="69"/>
     <w:rsid w:val="00CB0664"/>
     <w:pPr>
@@ -13983,9 +13996,9 @@
       </w:tcPr>
     </w:tblStylePr>
   </w:style>
-  <w:style w:type="table" w:styleId="DarkList">
+  <w:style w:type="table" w:styleId="KoyuListe">
     <w:name w:val="Dark List"/>
-    <w:basedOn w:val="TableNormal"/>
+    <w:basedOn w:val="NormalTablo"/>
     <w:uiPriority w:val="70"/>
     <w:rsid w:val="00CB0664"/>
     <w:pPr>
@@ -14090,9 +14103,9 @@
       </w:tcPr>
     </w:tblStylePr>
   </w:style>
-  <w:style w:type="table" w:styleId="DarkList-Accent1">
+  <w:style w:type="table" w:styleId="KoyuListe-Vurgu1">
     <w:name w:val="Dark List Accent 1"/>
-    <w:basedOn w:val="TableNormal"/>
+    <w:basedOn w:val="NormalTablo"/>
     <w:uiPriority w:val="70"/>
     <w:rsid w:val="00CB0664"/>
     <w:pPr>
@@ -14197,9 +14210,9 @@
       </w:tcPr>
     </w:tblStylePr>
   </w:style>
-  <w:style w:type="table" w:styleId="DarkList-Accent2">
+  <w:style w:type="table" w:styleId="KoyuListe-Vurgu2">
     <w:name w:val="Dark List Accent 2"/>
-    <w:basedOn w:val="TableNormal"/>
+    <w:basedOn w:val="NormalTablo"/>
     <w:uiPriority w:val="70"/>
     <w:rsid w:val="00CB0664"/>
     <w:pPr>
@@ -14304,9 +14317,9 @@
       </w:tcPr>
     </w:tblStylePr>
   </w:style>
-  <w:style w:type="table" w:styleId="DarkList-Accent3">
+  <w:style w:type="table" w:styleId="KoyuListe-Vurgu3">
     <w:name w:val="Dark List Accent 3"/>
-    <w:basedOn w:val="TableNormal"/>
+    <w:basedOn w:val="NormalTablo"/>
     <w:uiPriority w:val="70"/>
     <w:rsid w:val="00CB0664"/>
     <w:pPr>
@@ -14411,9 +14424,9 @@
       </w:tcPr>
     </w:tblStylePr>
   </w:style>
-  <w:style w:type="table" w:styleId="DarkList-Accent4">
+  <w:style w:type="table" w:styleId="KoyuListe-Vurgu4">
     <w:name w:val="Dark List Accent 4"/>
-    <w:basedOn w:val="TableNormal"/>
+    <w:basedOn w:val="NormalTablo"/>
     <w:uiPriority w:val="70"/>
     <w:rsid w:val="00CB0664"/>
     <w:pPr>
@@ -14518,9 +14531,9 @@
       </w:tcPr>
     </w:tblStylePr>
   </w:style>
-  <w:style w:type="table" w:styleId="DarkList-Accent5">
+  <w:style w:type="table" w:styleId="KoyuListe-Vurgu5">
     <w:name w:val="Dark List Accent 5"/>
-    <w:basedOn w:val="TableNormal"/>
+    <w:basedOn w:val="NormalTablo"/>
     <w:uiPriority w:val="70"/>
     <w:rsid w:val="00CB0664"/>
     <w:pPr>
@@ -14625,9 +14638,9 @@
       </w:tcPr>
     </w:tblStylePr>
   </w:style>
-  <w:style w:type="table" w:styleId="DarkList-Accent6">
+  <w:style w:type="table" w:styleId="KoyuListe-Vurgu6">
     <w:name w:val="Dark List Accent 6"/>
-    <w:basedOn w:val="TableNormal"/>
+    <w:basedOn w:val="NormalTablo"/>
     <w:uiPriority w:val="70"/>
     <w:rsid w:val="00CB0664"/>
     <w:pPr>
@@ -14732,9 +14745,9 @@
       </w:tcPr>
     </w:tblStylePr>
   </w:style>
-  <w:style w:type="table" w:styleId="ColorfulShading">
+  <w:style w:type="table" w:styleId="RenkliGlgeleme">
     <w:name w:val="Colorful Shading"/>
-    <w:basedOn w:val="TableNormal"/>
+    <w:basedOn w:val="NormalTablo"/>
     <w:uiPriority w:val="71"/>
     <w:rsid w:val="00CB0664"/>
     <w:pPr>
@@ -14847,9 +14860,9 @@
       </w:rPr>
     </w:tblStylePr>
   </w:style>
-  <w:style w:type="table" w:styleId="ColorfulShading-Accent1">
+  <w:style w:type="table" w:styleId="RenkliGlgeleme-Vurgu1">
     <w:name w:val="Colorful Shading Accent 1"/>
-    <w:basedOn w:val="TableNormal"/>
+    <w:basedOn w:val="NormalTablo"/>
     <w:uiPriority w:val="71"/>
     <w:rsid w:val="00CB0664"/>
     <w:pPr>
@@ -14962,9 +14975,9 @@
       </w:rPr>
     </w:tblStylePr>
   </w:style>
-  <w:style w:type="table" w:styleId="ColorfulShading-Accent2">
+  <w:style w:type="table" w:styleId="RenkliGlgeleme-Vurgu2">
     <w:name w:val="Colorful Shading Accent 2"/>
-    <w:basedOn w:val="TableNormal"/>
+    <w:basedOn w:val="NormalTablo"/>
     <w:uiPriority w:val="71"/>
     <w:rsid w:val="00CB0664"/>
     <w:pPr>
@@ -15077,9 +15090,9 @@
       </w:rPr>
     </w:tblStylePr>
   </w:style>
-  <w:style w:type="table" w:styleId="ColorfulShading-Accent3">
+  <w:style w:type="table" w:styleId="RenkliGlgeleme-Vurgu3">
     <w:name w:val="Colorful Shading Accent 3"/>
-    <w:basedOn w:val="TableNormal"/>
+    <w:basedOn w:val="NormalTablo"/>
     <w:uiPriority w:val="71"/>
     <w:rsid w:val="00CB0664"/>
     <w:pPr>
@@ -15182,9 +15195,9 @@
       </w:tcPr>
     </w:tblStylePr>
   </w:style>
-  <w:style w:type="table" w:styleId="ColorfulShading-Accent4">
+  <w:style w:type="table" w:styleId="RenkliGlgeleme-Vurgu4">
     <w:name w:val="Colorful Shading Accent 4"/>
-    <w:basedOn w:val="TableNormal"/>
+    <w:basedOn w:val="NormalTablo"/>
     <w:uiPriority w:val="71"/>
     <w:rsid w:val="00CB0664"/>
     <w:pPr>
@@ -15297,9 +15310,9 @@
       </w:rPr>
     </w:tblStylePr>
   </w:style>
-  <w:style w:type="table" w:styleId="ColorfulShading-Accent5">
+  <w:style w:type="table" w:styleId="RenkliGlgeleme-Vurgu5">
     <w:name w:val="Colorful Shading Accent 5"/>
-    <w:basedOn w:val="TableNormal"/>
+    <w:basedOn w:val="NormalTablo"/>
     <w:uiPriority w:val="71"/>
     <w:rsid w:val="00CB0664"/>
     <w:pPr>
@@ -15412,9 +15425,9 @@
       </w:rPr>
     </w:tblStylePr>
   </w:style>
-  <w:style w:type="table" w:styleId="ColorfulShading-Accent6">
+  <w:style w:type="table" w:styleId="RenkliGlgeleme-Vurgu6">
     <w:name w:val="Colorful Shading Accent 6"/>
-    <w:basedOn w:val="TableNormal"/>
+    <w:basedOn w:val="NormalTablo"/>
     <w:uiPriority w:val="71"/>
     <w:rsid w:val="00CB0664"/>
     <w:pPr>
@@ -15527,9 +15540,9 @@
       </w:rPr>
     </w:tblStylePr>
   </w:style>
-  <w:style w:type="table" w:styleId="ColorfulList">
+  <w:style w:type="table" w:styleId="RenkliListe">
     <w:name w:val="Colorful List"/>
-    <w:basedOn w:val="TableNormal"/>
+    <w:basedOn w:val="NormalTablo"/>
     <w:uiPriority w:val="72"/>
     <w:rsid w:val="00CB0664"/>
     <w:pPr>
@@ -15606,9 +15619,9 @@
       </w:tcPr>
     </w:tblStylePr>
   </w:style>
-  <w:style w:type="table" w:styleId="ColorfulList-Accent1">
+  <w:style w:type="table" w:styleId="RenkliListe-Vurgu1">
     <w:name w:val="Colorful List Accent 1"/>
-    <w:basedOn w:val="TableNormal"/>
+    <w:basedOn w:val="NormalTablo"/>
     <w:uiPriority w:val="72"/>
     <w:rsid w:val="00CB0664"/>
     <w:pPr>
@@ -15685,9 +15698,9 @@
       </w:tcPr>
     </w:tblStylePr>
   </w:style>
-  <w:style w:type="table" w:styleId="ColorfulList-Accent2">
+  <w:style w:type="table" w:styleId="RenkliListe-Vurgu2">
     <w:name w:val="Colorful List Accent 2"/>
-    <w:basedOn w:val="TableNormal"/>
+    <w:basedOn w:val="NormalTablo"/>
     <w:uiPriority w:val="72"/>
     <w:rsid w:val="00CB0664"/>
     <w:pPr>
@@ -15764,9 +15777,9 @@
       </w:tcPr>
     </w:tblStylePr>
   </w:style>
-  <w:style w:type="table" w:styleId="ColorfulList-Accent3">
+  <w:style w:type="table" w:styleId="RenkliListe-Vurgu3">
     <w:name w:val="Colorful List Accent 3"/>
-    <w:basedOn w:val="TableNormal"/>
+    <w:basedOn w:val="NormalTablo"/>
     <w:uiPriority w:val="72"/>
     <w:rsid w:val="00CB0664"/>
     <w:pPr>
@@ -15843,9 +15856,9 @@
       </w:tcPr>
     </w:tblStylePr>
   </w:style>
-  <w:style w:type="table" w:styleId="ColorfulList-Accent4">
+  <w:style w:type="table" w:styleId="RenkliListe-Vurgu4">
     <w:name w:val="Colorful List Accent 4"/>
-    <w:basedOn w:val="TableNormal"/>
+    <w:basedOn w:val="NormalTablo"/>
     <w:uiPriority w:val="72"/>
     <w:rsid w:val="00CB0664"/>
     <w:pPr>
@@ -15922,9 +15935,9 @@
       </w:tcPr>
     </w:tblStylePr>
   </w:style>
-  <w:style w:type="table" w:styleId="ColorfulList-Accent5">
+  <w:style w:type="table" w:styleId="RenkliListe-Vurgu5">
     <w:name w:val="Colorful List Accent 5"/>
-    <w:basedOn w:val="TableNormal"/>
+    <w:basedOn w:val="NormalTablo"/>
     <w:uiPriority w:val="72"/>
     <w:rsid w:val="00CB0664"/>
     <w:pPr>
@@ -16001,9 +16014,9 @@
       </w:tcPr>
     </w:tblStylePr>
   </w:style>
-  <w:style w:type="table" w:styleId="ColorfulList-Accent6">
+  <w:style w:type="table" w:styleId="RenkliListe-Vurgu6">
     <w:name w:val="Colorful List Accent 6"/>
-    <w:basedOn w:val="TableNormal"/>
+    <w:basedOn w:val="NormalTablo"/>
     <w:uiPriority w:val="72"/>
     <w:rsid w:val="00CB0664"/>
     <w:pPr>
@@ -16080,9 +16093,9 @@
       </w:tcPr>
     </w:tblStylePr>
   </w:style>
-  <w:style w:type="table" w:styleId="ColorfulGrid">
+  <w:style w:type="table" w:styleId="RenkliKlavuz">
     <w:name w:val="Colorful Grid"/>
-    <w:basedOn w:val="TableNormal"/>
+    <w:basedOn w:val="NormalTablo"/>
     <w:uiPriority w:val="73"/>
     <w:rsid w:val="00CB0664"/>
     <w:pPr>
@@ -16153,9 +16166,9 @@
       </w:tcPr>
     </w:tblStylePr>
   </w:style>
-  <w:style w:type="table" w:styleId="ColorfulGrid-Accent1">
+  <w:style w:type="table" w:styleId="RenkliKlavuz-Vurgu1">
     <w:name w:val="Colorful Grid Accent 1"/>
-    <w:basedOn w:val="TableNormal"/>
+    <w:basedOn w:val="NormalTablo"/>
     <w:uiPriority w:val="73"/>
     <w:rsid w:val="00CB0664"/>
     <w:pPr>
@@ -16226,9 +16239,9 @@
       </w:tcPr>
     </w:tblStylePr>
   </w:style>
-  <w:style w:type="table" w:styleId="ColorfulGrid-Accent2">
+  <w:style w:type="table" w:styleId="RenkliKlavuz-Vurgu2">
     <w:name w:val="Colorful Grid Accent 2"/>
-    <w:basedOn w:val="TableNormal"/>
+    <w:basedOn w:val="NormalTablo"/>
     <w:uiPriority w:val="73"/>
     <w:rsid w:val="00CB0664"/>
     <w:pPr>
@@ -16299,9 +16312,9 @@
       </w:tcPr>
     </w:tblStylePr>
   </w:style>
-  <w:style w:type="table" w:styleId="ColorfulGrid-Accent3">
+  <w:style w:type="table" w:styleId="RenkliKlavuz-Vurgu3">
     <w:name w:val="Colorful Grid Accent 3"/>
-    <w:basedOn w:val="TableNormal"/>
+    <w:basedOn w:val="NormalTablo"/>
     <w:uiPriority w:val="73"/>
     <w:rsid w:val="00CB0664"/>
     <w:pPr>
@@ -16372,9 +16385,9 @@
       </w:tcPr>
     </w:tblStylePr>
   </w:style>
-  <w:style w:type="table" w:styleId="ColorfulGrid-Accent4">
+  <w:style w:type="table" w:styleId="RenkliKlavuz-Vurgu4">
     <w:name w:val="Colorful Grid Accent 4"/>
-    <w:basedOn w:val="TableNormal"/>
+    <w:basedOn w:val="NormalTablo"/>
     <w:uiPriority w:val="73"/>
     <w:rsid w:val="00CB0664"/>
     <w:pPr>
@@ -16445,9 +16458,9 @@
       </w:tcPr>
     </w:tblStylePr>
   </w:style>
-  <w:style w:type="table" w:styleId="ColorfulGrid-Accent5">
+  <w:style w:type="table" w:styleId="RenkliKlavuz-Vurgu5">
     <w:name w:val="Colorful Grid Accent 5"/>
-    <w:basedOn w:val="TableNormal"/>
+    <w:basedOn w:val="NormalTablo"/>
     <w:uiPriority w:val="73"/>
     <w:rsid w:val="00CB0664"/>
     <w:pPr>
@@ -16518,9 +16531,9 @@
       </w:tcPr>
     </w:tblStylePr>
   </w:style>
-  <w:style w:type="table" w:styleId="ColorfulGrid-Accent6">
+  <w:style w:type="table" w:styleId="RenkliKlavuz-Vurgu6">
     <w:name w:val="Colorful Grid Accent 6"/>
-    <w:basedOn w:val="TableNormal"/>
+    <w:basedOn w:val="NormalTablo"/>
     <w:uiPriority w:val="73"/>
     <w:rsid w:val="00CB0664"/>
     <w:pPr>

--- a/documentation/PA2/Design_Document.docx
+++ b/documentation/PA2/Design_Document.docx
@@ -7,13 +7,8 @@
         <w:pStyle w:val="Balk1"/>
       </w:pPr>
       <w:r>
-        <w:t xml:space="preserve">Design Document – </w:t>
-      </w:r>
-      <w:proofErr w:type="spellStart"/>
-      <w:r>
-        <w:t>LibMan</w:t>
-      </w:r>
-      <w:proofErr w:type="spellEnd"/>
+        <w:t>Design Document – LibMan</w:t>
+      </w:r>
     </w:p>
     <w:p/>
     <w:p>
@@ -48,36 +43,8 @@
           <w:bCs/>
           <w:lang w:val="tr-TR"/>
         </w:rPr>
-        <w:t xml:space="preserve">1. </w:t>
-      </w:r>
-      <w:proofErr w:type="spellStart"/>
-      <w:r>
-        <w:rPr>
-          <w:b/>
-          <w:bCs/>
-          <w:lang w:val="tr-TR"/>
-        </w:rPr>
-        <w:t>System</w:t>
-      </w:r>
-      <w:proofErr w:type="spellEnd"/>
-      <w:r>
-        <w:rPr>
-          <w:b/>
-          <w:bCs/>
-          <w:lang w:val="tr-TR"/>
-        </w:rPr>
-        <w:t xml:space="preserve"> </w:t>
-      </w:r>
-      <w:proofErr w:type="spellStart"/>
-      <w:r>
-        <w:rPr>
-          <w:b/>
-          <w:bCs/>
-          <w:lang w:val="tr-TR"/>
-        </w:rPr>
-        <w:t>Overview</w:t>
-      </w:r>
-      <w:proofErr w:type="spellEnd"/>
+        <w:t>1. System Overview</w:t>
+      </w:r>
       <w:r>
         <w:rPr>
           <w:lang w:val="tr-TR"/>
@@ -96,21 +63,7 @@
         <w:rPr>
           <w:lang w:val="tr-TR"/>
         </w:rPr>
-        <w:t xml:space="preserve">1.1 Project </w:t>
-      </w:r>
-      <w:proofErr w:type="spellStart"/>
-      <w:r>
-        <w:rPr>
-          <w:lang w:val="tr-TR"/>
-        </w:rPr>
-        <w:t>Description</w:t>
-      </w:r>
-      <w:proofErr w:type="spellEnd"/>
-      <w:r>
-        <w:rPr>
-          <w:lang w:val="tr-TR"/>
-        </w:rPr>
-        <w:t xml:space="preserve"> </w:t>
+        <w:t xml:space="preserve">1.1 Project Description </w:t>
       </w:r>
     </w:p>
     <w:p>
@@ -124,21 +77,7 @@
         <w:rPr>
           <w:lang w:val="tr-TR"/>
         </w:rPr>
-        <w:t xml:space="preserve">1.2 </w:t>
-      </w:r>
-      <w:proofErr w:type="spellStart"/>
-      <w:r>
-        <w:rPr>
-          <w:lang w:val="tr-TR"/>
-        </w:rPr>
-        <w:t>System</w:t>
-      </w:r>
-      <w:proofErr w:type="spellEnd"/>
-      <w:r>
-        <w:rPr>
-          <w:lang w:val="tr-TR"/>
-        </w:rPr>
-        <w:t xml:space="preserve"> Architecture </w:t>
+        <w:t xml:space="preserve">1.2 System Architecture </w:t>
       </w:r>
     </w:p>
     <w:p>
@@ -152,30 +91,8 @@
         <w:rPr>
           <w:lang w:val="tr-TR"/>
         </w:rPr>
-        <w:t xml:space="preserve">1.3 </w:t>
-      </w:r>
-      <w:proofErr w:type="spellStart"/>
-      <w:r>
-        <w:rPr>
-          <w:lang w:val="tr-TR"/>
-        </w:rPr>
-        <w:t>Technology</w:t>
-      </w:r>
-      <w:proofErr w:type="spellEnd"/>
-      <w:r>
-        <w:rPr>
-          <w:lang w:val="tr-TR"/>
-        </w:rPr>
-        <w:t xml:space="preserve"> </w:t>
-      </w:r>
-      <w:proofErr w:type="spellStart"/>
-      <w:r>
-        <w:rPr>
-          <w:lang w:val="tr-TR"/>
-        </w:rPr>
-        <w:t>Stack</w:t>
-      </w:r>
-      <w:proofErr w:type="spellEnd"/>
+        <w:t>1.3 Technology Stack</w:t>
+      </w:r>
     </w:p>
     <w:p>
       <w:pPr>
@@ -189,36 +106,8 @@
           <w:bCs/>
           <w:lang w:val="tr-TR"/>
         </w:rPr>
-        <w:t xml:space="preserve">2. </w:t>
-      </w:r>
-      <w:proofErr w:type="spellStart"/>
-      <w:r>
-        <w:rPr>
-          <w:b/>
-          <w:bCs/>
-          <w:lang w:val="tr-TR"/>
-        </w:rPr>
-        <w:t>Implementation</w:t>
-      </w:r>
-      <w:proofErr w:type="spellEnd"/>
-      <w:r>
-        <w:rPr>
-          <w:b/>
-          <w:bCs/>
-          <w:lang w:val="tr-TR"/>
-        </w:rPr>
-        <w:t xml:space="preserve"> </w:t>
-      </w:r>
-      <w:proofErr w:type="spellStart"/>
-      <w:r>
-        <w:rPr>
-          <w:b/>
-          <w:bCs/>
-          <w:lang w:val="tr-TR"/>
-        </w:rPr>
-        <w:t>Details</w:t>
-      </w:r>
-      <w:proofErr w:type="spellEnd"/>
+        <w:t>2. Implementation Details</w:t>
+      </w:r>
       <w:r>
         <w:rPr>
           <w:lang w:val="tr-TR"/>
@@ -237,35 +126,7 @@
         <w:rPr>
           <w:lang w:val="tr-TR"/>
         </w:rPr>
-        <w:t xml:space="preserve">2.1 </w:t>
-      </w:r>
-      <w:proofErr w:type="spellStart"/>
-      <w:r>
-        <w:rPr>
-          <w:lang w:val="tr-TR"/>
-        </w:rPr>
-        <w:t>Codebase</w:t>
-      </w:r>
-      <w:proofErr w:type="spellEnd"/>
-      <w:r>
-        <w:rPr>
-          <w:lang w:val="tr-TR"/>
-        </w:rPr>
-        <w:t xml:space="preserve"> </w:t>
-      </w:r>
-      <w:proofErr w:type="spellStart"/>
-      <w:r>
-        <w:rPr>
-          <w:lang w:val="tr-TR"/>
-        </w:rPr>
-        <w:t>Structure</w:t>
-      </w:r>
-      <w:proofErr w:type="spellEnd"/>
-      <w:r>
-        <w:rPr>
-          <w:lang w:val="tr-TR"/>
-        </w:rPr>
-        <w:t xml:space="preserve"> </w:t>
+        <w:t xml:space="preserve">2.1 Codebase Structure </w:t>
       </w:r>
     </w:p>
     <w:p>
@@ -279,35 +140,7 @@
         <w:rPr>
           <w:lang w:val="tr-TR"/>
         </w:rPr>
-        <w:t xml:space="preserve">2.2 </w:t>
-      </w:r>
-      <w:proofErr w:type="spellStart"/>
-      <w:r>
-        <w:rPr>
-          <w:lang w:val="tr-TR"/>
-        </w:rPr>
-        <w:t>Key</w:t>
-      </w:r>
-      <w:proofErr w:type="spellEnd"/>
-      <w:r>
-        <w:rPr>
-          <w:lang w:val="tr-TR"/>
-        </w:rPr>
-        <w:t xml:space="preserve"> </w:t>
-      </w:r>
-      <w:proofErr w:type="spellStart"/>
-      <w:r>
-        <w:rPr>
-          <w:lang w:val="tr-TR"/>
-        </w:rPr>
-        <w:t>Implementation</w:t>
-      </w:r>
-      <w:proofErr w:type="spellEnd"/>
-      <w:r>
-        <w:rPr>
-          <w:lang w:val="tr-TR"/>
-        </w:rPr>
-        <w:t xml:space="preserve"> </w:t>
+        <w:t xml:space="preserve">2.2 Key Implementation </w:t>
       </w:r>
     </w:p>
     <w:p>
@@ -321,16 +154,8 @@
         <w:rPr>
           <w:lang w:val="tr-TR"/>
         </w:rPr>
-        <w:t xml:space="preserve">2.3 Component </w:t>
-      </w:r>
-      <w:proofErr w:type="spellStart"/>
-      <w:r>
-        <w:rPr>
-          <w:lang w:val="tr-TR"/>
-        </w:rPr>
-        <w:t>Interfaces</w:t>
-      </w:r>
-      <w:proofErr w:type="spellEnd"/>
+        <w:t>2.3 Component Interfaces</w:t>
+      </w:r>
     </w:p>
     <w:p>
       <w:pPr>
@@ -344,43 +169,7 @@
           <w:bCs/>
           <w:lang w:val="tr-TR"/>
         </w:rPr>
-        <w:t xml:space="preserve">3. </w:t>
-      </w:r>
-      <w:proofErr w:type="spellStart"/>
-      <w:r>
-        <w:rPr>
-          <w:b/>
-          <w:bCs/>
-          <w:lang w:val="tr-TR"/>
-        </w:rPr>
-        <w:t>Use</w:t>
-      </w:r>
-      <w:proofErr w:type="spellEnd"/>
-      <w:r>
-        <w:rPr>
-          <w:b/>
-          <w:bCs/>
-          <w:lang w:val="tr-TR"/>
-        </w:rPr>
-        <w:t xml:space="preserve"> Case </w:t>
-      </w:r>
-      <w:proofErr w:type="spellStart"/>
-      <w:r>
-        <w:rPr>
-          <w:b/>
-          <w:bCs/>
-          <w:lang w:val="tr-TR"/>
-        </w:rPr>
-        <w:t>Support</w:t>
-      </w:r>
-      <w:proofErr w:type="spellEnd"/>
-      <w:r>
-        <w:rPr>
-          <w:b/>
-          <w:bCs/>
-          <w:lang w:val="tr-TR"/>
-        </w:rPr>
-        <w:t xml:space="preserve"> in Design</w:t>
+        <w:t>3. Use Case Support in Design</w:t>
       </w:r>
       <w:r>
         <w:rPr>
@@ -400,21 +189,7 @@
         <w:rPr>
           <w:lang w:val="tr-TR"/>
         </w:rPr>
-        <w:t xml:space="preserve">3.1 </w:t>
-      </w:r>
-      <w:proofErr w:type="spellStart"/>
-      <w:r>
-        <w:rPr>
-          <w:lang w:val="tr-TR"/>
-        </w:rPr>
-        <w:t>Use</w:t>
-      </w:r>
-      <w:proofErr w:type="spellEnd"/>
-      <w:r>
-        <w:rPr>
-          <w:lang w:val="tr-TR"/>
-        </w:rPr>
-        <w:t xml:space="preserve"> Case 1 – User Login </w:t>
+        <w:t xml:space="preserve">3.1 Use Case 1 – User Login </w:t>
       </w:r>
     </w:p>
     <w:p>
@@ -428,91 +203,7 @@
         <w:rPr>
           <w:lang w:val="tr-TR"/>
         </w:rPr>
-        <w:t xml:space="preserve">3.2 </w:t>
-      </w:r>
-      <w:proofErr w:type="spellStart"/>
-      <w:r>
-        <w:rPr>
-          <w:lang w:val="tr-TR"/>
-        </w:rPr>
-        <w:t>Use</w:t>
-      </w:r>
-      <w:proofErr w:type="spellEnd"/>
-      <w:r>
-        <w:rPr>
-          <w:lang w:val="tr-TR"/>
-        </w:rPr>
-        <w:t xml:space="preserve"> Case 2 – </w:t>
-      </w:r>
-      <w:proofErr w:type="spellStart"/>
-      <w:r>
-        <w:rPr>
-          <w:lang w:val="tr-TR"/>
-        </w:rPr>
-        <w:t>Search</w:t>
-      </w:r>
-      <w:proofErr w:type="spellEnd"/>
-      <w:r>
-        <w:rPr>
-          <w:lang w:val="tr-TR"/>
-        </w:rPr>
-        <w:t xml:space="preserve"> </w:t>
-      </w:r>
-      <w:proofErr w:type="spellStart"/>
-      <w:r>
-        <w:rPr>
-          <w:lang w:val="tr-TR"/>
-        </w:rPr>
-        <w:t>and</w:t>
-      </w:r>
-      <w:proofErr w:type="spellEnd"/>
-      <w:r>
-        <w:rPr>
-          <w:lang w:val="tr-TR"/>
-        </w:rPr>
-        <w:t xml:space="preserve"> </w:t>
-      </w:r>
-      <w:proofErr w:type="spellStart"/>
-      <w:r>
-        <w:rPr>
-          <w:lang w:val="tr-TR"/>
-        </w:rPr>
-        <w:t>View</w:t>
-      </w:r>
-      <w:proofErr w:type="spellEnd"/>
-      <w:r>
-        <w:rPr>
-          <w:lang w:val="tr-TR"/>
-        </w:rPr>
-        <w:t xml:space="preserve"> </w:t>
-      </w:r>
-      <w:proofErr w:type="spellStart"/>
-      <w:r>
-        <w:rPr>
-          <w:lang w:val="tr-TR"/>
-        </w:rPr>
-        <w:t>Book</w:t>
-      </w:r>
-      <w:proofErr w:type="spellEnd"/>
-      <w:r>
-        <w:rPr>
-          <w:lang w:val="tr-TR"/>
-        </w:rPr>
-        <w:t xml:space="preserve"> </w:t>
-      </w:r>
-      <w:proofErr w:type="spellStart"/>
-      <w:r>
-        <w:rPr>
-          <w:lang w:val="tr-TR"/>
-        </w:rPr>
-        <w:t>Availability</w:t>
-      </w:r>
-      <w:proofErr w:type="spellEnd"/>
-      <w:r>
-        <w:rPr>
-          <w:lang w:val="tr-TR"/>
-        </w:rPr>
-        <w:t xml:space="preserve"> </w:t>
+        <w:t xml:space="preserve">3.2 Use Case 2 – Search and View Book Availability </w:t>
       </w:r>
     </w:p>
     <w:p>
@@ -526,49 +217,7 @@
         <w:rPr>
           <w:lang w:val="tr-TR"/>
         </w:rPr>
-        <w:t xml:space="preserve">3.3 </w:t>
-      </w:r>
-      <w:proofErr w:type="spellStart"/>
-      <w:r>
-        <w:rPr>
-          <w:lang w:val="tr-TR"/>
-        </w:rPr>
-        <w:t>Use</w:t>
-      </w:r>
-      <w:proofErr w:type="spellEnd"/>
-      <w:r>
-        <w:rPr>
-          <w:lang w:val="tr-TR"/>
-        </w:rPr>
-        <w:t xml:space="preserve"> Case 3 – </w:t>
-      </w:r>
-      <w:proofErr w:type="spellStart"/>
-      <w:r>
-        <w:rPr>
-          <w:lang w:val="tr-TR"/>
-        </w:rPr>
-        <w:t>Borrow</w:t>
-      </w:r>
-      <w:proofErr w:type="spellEnd"/>
-      <w:r>
-        <w:rPr>
-          <w:lang w:val="tr-TR"/>
-        </w:rPr>
-        <w:t xml:space="preserve"> </w:t>
-      </w:r>
-      <w:proofErr w:type="spellStart"/>
-      <w:r>
-        <w:rPr>
-          <w:lang w:val="tr-TR"/>
-        </w:rPr>
-        <w:t>Book</w:t>
-      </w:r>
-      <w:proofErr w:type="spellEnd"/>
-      <w:r>
-        <w:rPr>
-          <w:lang w:val="tr-TR"/>
-        </w:rPr>
-        <w:t xml:space="preserve"> </w:t>
+        <w:t xml:space="preserve">3.3 Use Case 3 – Borrow Book </w:t>
       </w:r>
     </w:p>
     <w:p>
@@ -582,74 +231,7 @@
         <w:rPr>
           <w:lang w:val="tr-TR"/>
         </w:rPr>
-        <w:t xml:space="preserve">3.4 </w:t>
-      </w:r>
-      <w:proofErr w:type="spellStart"/>
-      <w:r>
-        <w:rPr>
-          <w:lang w:val="tr-TR"/>
-        </w:rPr>
-        <w:t>Use</w:t>
-      </w:r>
-      <w:proofErr w:type="spellEnd"/>
-      <w:r>
-        <w:rPr>
-          <w:lang w:val="tr-TR"/>
-        </w:rPr>
-        <w:t xml:space="preserve"> Case 4 – Admin </w:t>
-      </w:r>
-      <w:proofErr w:type="spellStart"/>
-      <w:r>
-        <w:rPr>
-          <w:lang w:val="tr-TR"/>
-        </w:rPr>
-        <w:t>Add</w:t>
-      </w:r>
-      <w:proofErr w:type="spellEnd"/>
-      <w:r>
-        <w:rPr>
-          <w:lang w:val="tr-TR"/>
-        </w:rPr>
-        <w:t xml:space="preserve"> </w:t>
-      </w:r>
-      <w:proofErr w:type="spellStart"/>
-      <w:r>
-        <w:rPr>
-          <w:lang w:val="tr-TR"/>
-        </w:rPr>
-        <w:t>Book</w:t>
-      </w:r>
-      <w:proofErr w:type="spellEnd"/>
-    </w:p>
-    <w:p>
-      <w:pPr>
-        <w:rPr>
-          <w:lang w:val="tr-TR"/>
-        </w:rPr>
-      </w:pPr>
-      <w:r>
-        <w:rPr>
-          <w:b/>
-          <w:bCs/>
-          <w:lang w:val="tr-TR"/>
-        </w:rPr>
-        <w:t xml:space="preserve">4. Design </w:t>
-      </w:r>
-      <w:proofErr w:type="spellStart"/>
-      <w:r>
-        <w:rPr>
-          <w:b/>
-          <w:bCs/>
-          <w:lang w:val="tr-TR"/>
-        </w:rPr>
-        <w:t>Decisions</w:t>
-      </w:r>
-      <w:proofErr w:type="spellEnd"/>
-      <w:r>
-        <w:rPr>
-          <w:lang w:val="tr-TR"/>
-        </w:rPr>
-        <w:t xml:space="preserve"> </w:t>
+        <w:t>3.4 Use Case 4 – Admin Add Book</w:t>
       </w:r>
     </w:p>
     <w:p>
@@ -663,49 +245,7 @@
         <w:rPr>
           <w:lang w:val="tr-TR"/>
         </w:rPr>
-        <w:t xml:space="preserve">4.1 </w:t>
-      </w:r>
-      <w:proofErr w:type="spellStart"/>
-      <w:r>
-        <w:rPr>
-          <w:lang w:val="tr-TR"/>
-        </w:rPr>
-        <w:t>Backend</w:t>
-      </w:r>
-      <w:proofErr w:type="spellEnd"/>
-      <w:r>
-        <w:rPr>
-          <w:lang w:val="tr-TR"/>
-        </w:rPr>
-        <w:t xml:space="preserve"> </w:t>
-      </w:r>
-      <w:proofErr w:type="spellStart"/>
-      <w:r>
-        <w:rPr>
-          <w:lang w:val="tr-TR"/>
-        </w:rPr>
-        <w:t>Technology</w:t>
-      </w:r>
-      <w:proofErr w:type="spellEnd"/>
-      <w:r>
-        <w:rPr>
-          <w:lang w:val="tr-TR"/>
-        </w:rPr>
-        <w:t xml:space="preserve"> </w:t>
-      </w:r>
-      <w:proofErr w:type="spellStart"/>
-      <w:r>
-        <w:rPr>
-          <w:lang w:val="tr-TR"/>
-        </w:rPr>
-        <w:t>Choice</w:t>
-      </w:r>
-      <w:proofErr w:type="spellEnd"/>
-      <w:r>
-        <w:rPr>
-          <w:lang w:val="tr-TR"/>
-        </w:rPr>
-        <w:t xml:space="preserve"> </w:t>
+        <w:t>3.5 Use Case Diagram</w:t>
       </w:r>
     </w:p>
     <w:p>
@@ -719,16 +259,23 @@
         <w:rPr>
           <w:lang w:val="tr-TR"/>
         </w:rPr>
-        <w:t xml:space="preserve">4.2 Database </w:t>
-      </w:r>
-      <w:proofErr w:type="spellStart"/>
-      <w:r>
+        <w:t>3.6 Class Diagram</w:t>
+      </w:r>
+    </w:p>
+    <w:p>
+      <w:pPr>
         <w:rPr>
           <w:lang w:val="tr-TR"/>
         </w:rPr>
-        <w:t>Choice</w:t>
-      </w:r>
-      <w:proofErr w:type="spellEnd"/>
+      </w:pPr>
+      <w:r>
+        <w:rPr>
+          <w:b/>
+          <w:bCs/>
+          <w:lang w:val="tr-TR"/>
+        </w:rPr>
+        <w:t>4. Design Decisions</w:t>
+      </w:r>
       <w:r>
         <w:rPr>
           <w:lang w:val="tr-TR"/>
@@ -747,21 +294,7 @@
         <w:rPr>
           <w:lang w:val="tr-TR"/>
         </w:rPr>
-        <w:t xml:space="preserve">4.3 </w:t>
-      </w:r>
-      <w:proofErr w:type="spellStart"/>
-      <w:r>
-        <w:rPr>
-          <w:lang w:val="tr-TR"/>
-        </w:rPr>
-        <w:t>Architectural</w:t>
-      </w:r>
-      <w:proofErr w:type="spellEnd"/>
-      <w:r>
-        <w:rPr>
-          <w:lang w:val="tr-TR"/>
-        </w:rPr>
-        <w:t xml:space="preserve"> Style </w:t>
+        <w:t xml:space="preserve">4.1 Backend Technology Choice </w:t>
       </w:r>
     </w:p>
     <w:p>
@@ -775,30 +308,36 @@
         <w:rPr>
           <w:lang w:val="tr-TR"/>
         </w:rPr>
-        <w:t xml:space="preserve">4.4 </w:t>
-      </w:r>
-      <w:proofErr w:type="spellStart"/>
-      <w:r>
+        <w:t xml:space="preserve">4.2 Database Choice </w:t>
+      </w:r>
+    </w:p>
+    <w:p>
+      <w:pPr>
+        <w:ind w:firstLine="720"/>
         <w:rPr>
           <w:lang w:val="tr-TR"/>
         </w:rPr>
-        <w:t>Other</w:t>
-      </w:r>
-      <w:proofErr w:type="spellEnd"/>
+      </w:pPr>
       <w:r>
         <w:rPr>
           <w:lang w:val="tr-TR"/>
         </w:rPr>
-        <w:t xml:space="preserve"> Design </w:t>
-      </w:r>
-      <w:proofErr w:type="spellStart"/>
-      <w:r>
+        <w:t xml:space="preserve">4.3 Architectural Style </w:t>
+      </w:r>
+    </w:p>
+    <w:p>
+      <w:pPr>
+        <w:ind w:firstLine="720"/>
         <w:rPr>
           <w:lang w:val="tr-TR"/>
         </w:rPr>
-        <w:t>Considerations</w:t>
-      </w:r>
-      <w:proofErr w:type="spellEnd"/>
+      </w:pPr>
+      <w:r>
+        <w:rPr>
+          <w:lang w:val="tr-TR"/>
+        </w:rPr>
+        <w:t>4.4 Other Design Considerations</w:t>
+      </w:r>
     </w:p>
     <w:p>
       <w:pPr>
@@ -812,61 +351,7 @@
           <w:bCs/>
           <w:lang w:val="tr-TR"/>
         </w:rPr>
-        <w:t xml:space="preserve">5. </w:t>
-      </w:r>
-      <w:proofErr w:type="spellStart"/>
-      <w:r>
-        <w:rPr>
-          <w:b/>
-          <w:bCs/>
-          <w:lang w:val="tr-TR"/>
-        </w:rPr>
-        <w:t>Repository</w:t>
-      </w:r>
-      <w:proofErr w:type="spellEnd"/>
-      <w:r>
-        <w:rPr>
-          <w:b/>
-          <w:bCs/>
-          <w:lang w:val="tr-TR"/>
-        </w:rPr>
-        <w:t xml:space="preserve"> </w:t>
-      </w:r>
-      <w:proofErr w:type="spellStart"/>
-      <w:r>
-        <w:rPr>
-          <w:b/>
-          <w:bCs/>
-          <w:lang w:val="tr-TR"/>
-        </w:rPr>
-        <w:t>and</w:t>
-      </w:r>
-      <w:proofErr w:type="spellEnd"/>
-      <w:r>
-        <w:rPr>
-          <w:b/>
-          <w:bCs/>
-          <w:lang w:val="tr-TR"/>
-        </w:rPr>
-        <w:t xml:space="preserve"> </w:t>
-      </w:r>
-      <w:proofErr w:type="spellStart"/>
-      <w:r>
-        <w:rPr>
-          <w:b/>
-          <w:bCs/>
-          <w:lang w:val="tr-TR"/>
-        </w:rPr>
-        <w:t>Version</w:t>
-      </w:r>
-      <w:proofErr w:type="spellEnd"/>
-      <w:r>
-        <w:rPr>
-          <w:b/>
-          <w:bCs/>
-          <w:lang w:val="tr-TR"/>
-        </w:rPr>
-        <w:t xml:space="preserve"> Control</w:t>
+        <w:t>5. Repository and Version Control</w:t>
       </w:r>
     </w:p>
     <w:p>
@@ -881,36 +366,8 @@
           <w:bCs/>
           <w:lang w:val="tr-TR"/>
         </w:rPr>
-        <w:t xml:space="preserve">6. </w:t>
-      </w:r>
-      <w:proofErr w:type="spellStart"/>
-      <w:r>
-        <w:rPr>
-          <w:b/>
-          <w:bCs/>
-          <w:lang w:val="tr-TR"/>
-        </w:rPr>
-        <w:t>Contribution</w:t>
-      </w:r>
-      <w:proofErr w:type="spellEnd"/>
-      <w:r>
-        <w:rPr>
-          <w:b/>
-          <w:bCs/>
-          <w:lang w:val="tr-TR"/>
-        </w:rPr>
-        <w:t xml:space="preserve"> </w:t>
-      </w:r>
-      <w:proofErr w:type="spellStart"/>
-      <w:r>
-        <w:rPr>
-          <w:b/>
-          <w:bCs/>
-          <w:lang w:val="tr-TR"/>
-        </w:rPr>
-        <w:t>Matrix</w:t>
-      </w:r>
-      <w:proofErr w:type="spellEnd"/>
+        <w:t>6. Contribution Matrix</w:t>
+      </w:r>
     </w:p>
     <w:p/>
     <w:p/>
@@ -919,7 +376,6 @@
         <w:pStyle w:val="Balk2"/>
       </w:pPr>
       <w:r>
-        <w:lastRenderedPageBreak/>
         <w:t>1. System Overview</w:t>
       </w:r>
     </w:p>
@@ -932,13 +388,8 @@
       </w:r>
     </w:p>
     <w:p>
-      <w:proofErr w:type="spellStart"/>
-      <w:r>
-        <w:t>LibMan</w:t>
-      </w:r>
-      <w:proofErr w:type="spellEnd"/>
-      <w:r>
-        <w:t xml:space="preserve"> is a web-based library management system developed for the university library. It digitizes core library operations such as catalog browsing, book availability tracking, borrowing, returning, and basic reporting. The system supports two main roles: Users (students and faculty members) and Admin (library staff). Users can search the catalog, see real-time availability of books, and borrow or return them. Admin users manage the book inventory and monitor which user has borrowed which book.</w:t>
+      <w:r>
+        <w:t>LibMan is a web-based library management system developed for the university library. It digitizes core library operations such as catalog browsing, book availability tracking, borrowing, returning, and basic reporting. The system supports two main roles: Users (students and faculty members) and Admin (library staff). Users can search the catalog, see real-time availability of books, and borrow or return them. Admin users manage the book inventory and monitor which user has borrowed which book.</w:t>
       </w:r>
     </w:p>
     <w:p>
@@ -963,27 +414,11 @@
       </w:r>
       <w:r>
         <w:br/>
-        <w:t xml:space="preserve">• Data Layer (Database): Relational database storing users, books, and borrowing records. All state changes </w:t>
-      </w:r>
-      <w:proofErr w:type="gramStart"/>
-      <w:r>
-        <w:t>are persisted</w:t>
-      </w:r>
-      <w:proofErr w:type="gramEnd"/>
-      <w:r>
-        <w:t xml:space="preserve"> here.</w:t>
-      </w:r>
-      <w:r>
-        <w:br/>
-        <w:t xml:space="preserve">Communication between the </w:t>
-      </w:r>
-      <w:proofErr w:type="gramStart"/>
-      <w:r>
-        <w:t>frontend</w:t>
-      </w:r>
-      <w:proofErr w:type="gramEnd"/>
-      <w:r>
-        <w:t xml:space="preserve"> and backend occurs via HTTPS and JSON-based REST APIs.</w:t>
+        <w:t>• Data Layer (Database): Relational database storing users, books, and borrowing records. All state changes are persisted here.</w:t>
+      </w:r>
+      <w:r>
+        <w:br/>
+        <w:t>Communication between the frontend and backend occurs via HTTPS and JSON-based REST APIs.</w:t>
       </w:r>
     </w:p>
     <w:p>
@@ -1044,13 +479,8 @@
       </w:r>
       <w:r>
         <w:br/>
-        <w:t>/</w:t>
-      </w:r>
-      <w:proofErr w:type="spellStart"/>
-      <w:r>
-        <w:t>src</w:t>
-      </w:r>
-      <w:proofErr w:type="spellEnd"/>
+        <w:t>/src</w:t>
+      </w:r>
       <w:r>
         <w:br/>
         <w:t xml:space="preserve">  /backend</w:t>
@@ -1061,6 +491,9 @@
       </w:r>
       <w:r>
         <w:br/>
+      </w:r>
+      <w:r>
+        <w:lastRenderedPageBreak/>
         <w:t xml:space="preserve">    /services           # Business logic</w:t>
       </w:r>
       <w:r>
@@ -1069,21 +502,10 @@
       </w:r>
       <w:r>
         <w:br/>
-        <w:t xml:space="preserve">    /models             # Entity classes (User, Book, </w:t>
-      </w:r>
-      <w:proofErr w:type="spellStart"/>
-      <w:r>
-        <w:t>BorrowRecord</w:t>
-      </w:r>
-      <w:proofErr w:type="spellEnd"/>
-      <w:r>
-        <w:t>, etc.)</w:t>
-      </w:r>
-      <w:r>
-        <w:br/>
-      </w:r>
-      <w:r>
-        <w:lastRenderedPageBreak/>
+        <w:t xml:space="preserve">    /models             # Entity classes (User, Book, BorrowRecord, etc.)</w:t>
+      </w:r>
+      <w:r>
+        <w:br/>
         <w:t xml:space="preserve">    /security           # Authentication &amp; authorization components</w:t>
       </w:r>
       <w:r>
@@ -1114,27 +536,11 @@
       </w:r>
       <w:r>
         <w:br/>
-        <w:t xml:space="preserve">  </w:t>
-      </w:r>
-      <w:proofErr w:type="spellStart"/>
-      <w:r>
-        <w:t>schema.sql</w:t>
-      </w:r>
-      <w:proofErr w:type="spellEnd"/>
-      <w:r>
-        <w:t xml:space="preserve">            # Table definitions and initial data</w:t>
-      </w:r>
-      <w:r>
-        <w:br/>
-        <w:t xml:space="preserve">  </w:t>
-      </w:r>
-      <w:proofErr w:type="spellStart"/>
-      <w:r>
-        <w:t>seed_data.sql</w:t>
-      </w:r>
-      <w:proofErr w:type="spellEnd"/>
-      <w:r>
-        <w:t xml:space="preserve">         # Sample books/users for testing</w:t>
+        <w:t xml:space="preserve">  schema.sql            # Table definitions and initial data</w:t>
+      </w:r>
+      <w:r>
+        <w:br/>
+        <w:t xml:space="preserve">  seed_data.sql         # Sample books/users for testing</w:t>
       </w:r>
       <w:r>
         <w:br/>
@@ -1213,39 +619,15 @@
       </w:r>
       <w:r>
         <w:br/>
-        <w:t xml:space="preserve">interface </w:t>
-      </w:r>
-      <w:proofErr w:type="spellStart"/>
-      <w:r>
-        <w:t>AuthService</w:t>
-      </w:r>
-      <w:proofErr w:type="spellEnd"/>
-      <w:r>
-        <w:t xml:space="preserve"> {</w:t>
-      </w:r>
-      <w:r>
-        <w:br/>
-        <w:t xml:space="preserve">    </w:t>
-      </w:r>
-      <w:proofErr w:type="spellStart"/>
-      <w:r>
-        <w:t>boolean</w:t>
-      </w:r>
-      <w:proofErr w:type="spellEnd"/>
-      <w:r>
-        <w:t xml:space="preserve"> login(String username, String password);</w:t>
-      </w:r>
-      <w:r>
-        <w:br/>
-        <w:t xml:space="preserve">    void logout(String </w:t>
-      </w:r>
-      <w:proofErr w:type="spellStart"/>
-      <w:r>
-        <w:t>sessionId</w:t>
-      </w:r>
-      <w:proofErr w:type="spellEnd"/>
-      <w:r>
-        <w:t>);</w:t>
+        <w:t>interface AuthService {</w:t>
+      </w:r>
+      <w:r>
+        <w:br/>
+        <w:t xml:space="preserve">    boolean login(String username, String password);</w:t>
+      </w:r>
+      <w:r>
+        <w:br/>
+        <w:t xml:space="preserve">    void logout(String sessionId);</w:t>
       </w:r>
       <w:r>
         <w:br/>
@@ -1256,98 +638,29 @@
       </w:r>
       <w:r>
         <w:br/>
-        <w:t xml:space="preserve">interface </w:t>
-      </w:r>
-      <w:proofErr w:type="spellStart"/>
-      <w:r>
-        <w:t>BookService</w:t>
-      </w:r>
-      <w:proofErr w:type="spellEnd"/>
-      <w:r>
-        <w:t xml:space="preserve"> {</w:t>
-      </w:r>
-      <w:r>
-        <w:br/>
-        <w:t xml:space="preserve">    Book </w:t>
-      </w:r>
-      <w:proofErr w:type="spellStart"/>
-      <w:r>
-        <w:t>getBookByIsbn</w:t>
-      </w:r>
-      <w:proofErr w:type="spellEnd"/>
-      <w:r>
-        <w:t xml:space="preserve">(String </w:t>
-      </w:r>
-      <w:proofErr w:type="spellStart"/>
-      <w:r>
-        <w:t>isbn</w:t>
-      </w:r>
-      <w:proofErr w:type="spellEnd"/>
-      <w:r>
-        <w:t>);</w:t>
-      </w:r>
-      <w:r>
-        <w:br/>
-        <w:t xml:space="preserve">    List&lt;Book&gt; </w:t>
-      </w:r>
-      <w:proofErr w:type="spellStart"/>
-      <w:r>
-        <w:t>searchBooks</w:t>
-      </w:r>
-      <w:proofErr w:type="spellEnd"/>
-      <w:r>
-        <w:t>(String query);</w:t>
-      </w:r>
-      <w:r>
-        <w:br/>
-        <w:t xml:space="preserve">    Book </w:t>
-      </w:r>
-      <w:proofErr w:type="spellStart"/>
-      <w:r>
-        <w:t>createBook</w:t>
-      </w:r>
-      <w:proofErr w:type="spellEnd"/>
-      <w:r>
-        <w:t>(</w:t>
-      </w:r>
-      <w:proofErr w:type="spellStart"/>
-      <w:r>
-        <w:t>BookDto</w:t>
-      </w:r>
-      <w:proofErr w:type="spellEnd"/>
-      <w:r>
-        <w:t xml:space="preserve"> </w:t>
-      </w:r>
-      <w:proofErr w:type="spellStart"/>
-      <w:r>
-        <w:t>dto</w:t>
-      </w:r>
-      <w:proofErr w:type="spellEnd"/>
-      <w:r>
-        <w:t>);</w:t>
-      </w:r>
-      <w:r>
-        <w:br/>
-        <w:t xml:space="preserve">    void </w:t>
-      </w:r>
-      <w:proofErr w:type="spellStart"/>
-      <w:r>
-        <w:t>deleteBook</w:t>
-      </w:r>
-      <w:proofErr w:type="spellEnd"/>
-      <w:r>
-        <w:t xml:space="preserve">(Long </w:t>
-      </w:r>
-      <w:proofErr w:type="spellStart"/>
-      <w:r>
-        <w:t>bookId</w:t>
-      </w:r>
-      <w:proofErr w:type="spellEnd"/>
-      <w:r>
-        <w:t>);</w:t>
-      </w:r>
-      <w:r>
-        <w:br/>
+        <w:t>interface BookService {</w:t>
+      </w:r>
+      <w:r>
+        <w:br/>
+        <w:t xml:space="preserve">    Book getBookByIsbn(String isbn);</w:t>
+      </w:r>
+      <w:r>
+        <w:br/>
+        <w:t xml:space="preserve">    List&lt;Book&gt; searchBooks(String query);</w:t>
+      </w:r>
+      <w:r>
+        <w:br/>
+        <w:t xml:space="preserve">    Book createBook(BookDto dto);</w:t>
+      </w:r>
+      <w:r>
+        <w:br/>
+        <w:t xml:space="preserve">    void deleteBook(Long bookId);</w:t>
+      </w:r>
+      <w:r>
+        <w:br/>
+      </w:r>
+      <w:r>
+        <w:lastRenderedPageBreak/>
         <w:t>}</w:t>
       </w:r>
       <w:r>
@@ -1355,118 +668,19 @@
       </w:r>
       <w:r>
         <w:br/>
-        <w:t xml:space="preserve">interface </w:t>
-      </w:r>
-      <w:proofErr w:type="spellStart"/>
-      <w:r>
-        <w:t>BorrowService</w:t>
-      </w:r>
-      <w:proofErr w:type="spellEnd"/>
-      <w:r>
-        <w:t xml:space="preserve"> {</w:t>
-      </w:r>
-      <w:r>
-        <w:br/>
-      </w:r>
-      <w:r>
-        <w:lastRenderedPageBreak/>
-        <w:t xml:space="preserve">    </w:t>
-      </w:r>
-      <w:proofErr w:type="spellStart"/>
-      <w:r>
-        <w:t>boolean</w:t>
-      </w:r>
-      <w:proofErr w:type="spellEnd"/>
-      <w:r>
-        <w:t xml:space="preserve"> </w:t>
-      </w:r>
-      <w:proofErr w:type="spellStart"/>
-      <w:r>
-        <w:t>borrowBook</w:t>
-      </w:r>
-      <w:proofErr w:type="spellEnd"/>
-      <w:r>
-        <w:t xml:space="preserve">(Long </w:t>
-      </w:r>
-      <w:proofErr w:type="spellStart"/>
-      <w:r>
-        <w:t>userId</w:t>
-      </w:r>
-      <w:proofErr w:type="spellEnd"/>
-      <w:r>
-        <w:t xml:space="preserve">, Long </w:t>
-      </w:r>
-      <w:proofErr w:type="spellStart"/>
-      <w:r>
-        <w:t>bookId</w:t>
-      </w:r>
-      <w:proofErr w:type="spellEnd"/>
-      <w:r>
-        <w:t>);</w:t>
-      </w:r>
-      <w:r>
-        <w:br/>
-        <w:t xml:space="preserve">    </w:t>
-      </w:r>
-      <w:proofErr w:type="spellStart"/>
-      <w:r>
-        <w:t>boolean</w:t>
-      </w:r>
-      <w:proofErr w:type="spellEnd"/>
-      <w:r>
-        <w:t xml:space="preserve"> </w:t>
-      </w:r>
-      <w:proofErr w:type="spellStart"/>
-      <w:r>
-        <w:t>returnBook</w:t>
-      </w:r>
-      <w:proofErr w:type="spellEnd"/>
-      <w:r>
-        <w:t xml:space="preserve">(Long </w:t>
-      </w:r>
-      <w:proofErr w:type="spellStart"/>
-      <w:r>
-        <w:t>userId</w:t>
-      </w:r>
-      <w:proofErr w:type="spellEnd"/>
-      <w:r>
-        <w:t xml:space="preserve">, Long </w:t>
-      </w:r>
-      <w:proofErr w:type="spellStart"/>
-      <w:r>
-        <w:t>bookId</w:t>
-      </w:r>
-      <w:proofErr w:type="spellEnd"/>
-      <w:r>
-        <w:t>);</w:t>
-      </w:r>
-      <w:r>
-        <w:br/>
-        <w:t xml:space="preserve">    List&lt;</w:t>
-      </w:r>
-      <w:proofErr w:type="spellStart"/>
-      <w:r>
-        <w:t>BorrowRecord</w:t>
-      </w:r>
-      <w:proofErr w:type="spellEnd"/>
-      <w:r>
-        <w:t xml:space="preserve">&gt; </w:t>
-      </w:r>
-      <w:proofErr w:type="spellStart"/>
-      <w:r>
-        <w:t>getActiveBorrowsForUser</w:t>
-      </w:r>
-      <w:proofErr w:type="spellEnd"/>
-      <w:r>
-        <w:t xml:space="preserve">(Long </w:t>
-      </w:r>
-      <w:proofErr w:type="spellStart"/>
-      <w:r>
-        <w:t>userId</w:t>
-      </w:r>
-      <w:proofErr w:type="spellEnd"/>
-      <w:r>
-        <w:t>);</w:t>
+        <w:t>interface BorrowService {</w:t>
+      </w:r>
+      <w:r>
+        <w:br/>
+        <w:t xml:space="preserve">    boolean borrowBook(Long userId, Long bookId);</w:t>
+      </w:r>
+      <w:r>
+        <w:br/>
+        <w:t xml:space="preserve">    boolean returnBook(Long userId, Long bookId);</w:t>
+      </w:r>
+      <w:r>
+        <w:br/>
+        <w:t xml:space="preserve">    List&lt;BorrowRecord&gt; getActiveBorrowsForUser(Long userId);</w:t>
       </w:r>
       <w:r>
         <w:br/>
@@ -1485,131 +699,43 @@
       </w:r>
       <w:r>
         <w:br/>
-        <w:t>POST   /</w:t>
-      </w:r>
-      <w:proofErr w:type="spellStart"/>
-      <w:r>
-        <w:t>api</w:t>
-      </w:r>
-      <w:proofErr w:type="spellEnd"/>
-      <w:r>
-        <w:t>/auth/login              # User/Admin login</w:t>
-      </w:r>
-      <w:r>
-        <w:br/>
-        <w:t>POST   /</w:t>
-      </w:r>
-      <w:proofErr w:type="spellStart"/>
-      <w:r>
-        <w:t>api</w:t>
-      </w:r>
-      <w:proofErr w:type="spellEnd"/>
-      <w:r>
-        <w:t>/auth/logout             # Logout current session</w:t>
-      </w:r>
-      <w:r>
-        <w:br/>
-        <w:t>GET    /</w:t>
-      </w:r>
-      <w:proofErr w:type="spellStart"/>
-      <w:r>
-        <w:t>api</w:t>
-      </w:r>
-      <w:proofErr w:type="spellEnd"/>
-      <w:r>
-        <w:t>/</w:t>
-      </w:r>
-      <w:proofErr w:type="spellStart"/>
-      <w:r>
-        <w:t>books?query</w:t>
-      </w:r>
-      <w:proofErr w:type="spellEnd"/>
-      <w:r>
-        <w:t>=...         # Search books</w:t>
-      </w:r>
-      <w:r>
-        <w:br/>
-        <w:t>GET    /</w:t>
-      </w:r>
-      <w:proofErr w:type="spellStart"/>
-      <w:r>
-        <w:t>api</w:t>
-      </w:r>
-      <w:proofErr w:type="spellEnd"/>
-      <w:r>
-        <w:t>/books/{id}              # Get book details</w:t>
-      </w:r>
-      <w:r>
-        <w:br/>
-        <w:t>POST   /</w:t>
-      </w:r>
-      <w:proofErr w:type="spellStart"/>
-      <w:r>
-        <w:t>api</w:t>
-      </w:r>
-      <w:proofErr w:type="spellEnd"/>
-      <w:r>
-        <w:t>/books                   # Admin adds a new book</w:t>
-      </w:r>
-      <w:r>
-        <w:br/>
-        <w:t>DELETE /</w:t>
-      </w:r>
-      <w:proofErr w:type="spellStart"/>
-      <w:r>
-        <w:t>api</w:t>
-      </w:r>
-      <w:proofErr w:type="spellEnd"/>
-      <w:r>
-        <w:t>/books/{id}              # Admin deletes a book</w:t>
-      </w:r>
-      <w:r>
-        <w:br/>
-        <w:t>POST   /</w:t>
-      </w:r>
-      <w:proofErr w:type="spellStart"/>
-      <w:r>
-        <w:t>api</w:t>
-      </w:r>
-      <w:proofErr w:type="spellEnd"/>
-      <w:r>
-        <w:t>/books/{id}/borrow       # User borrows a book</w:t>
-      </w:r>
-      <w:r>
-        <w:br/>
-        <w:t>POST   /</w:t>
-      </w:r>
-      <w:proofErr w:type="spellStart"/>
-      <w:r>
-        <w:t>api</w:t>
-      </w:r>
-      <w:proofErr w:type="spellEnd"/>
-      <w:r>
-        <w:t>/books/{id}/return       # User returns a book</w:t>
-      </w:r>
-      <w:r>
-        <w:br/>
-        <w:t>GET    /</w:t>
-      </w:r>
-      <w:proofErr w:type="spellStart"/>
-      <w:r>
-        <w:t>api</w:t>
-      </w:r>
-      <w:proofErr w:type="spellEnd"/>
-      <w:r>
-        <w:t>/users/{id}/borrows      # Get active borrows for a user</w:t>
-      </w:r>
-      <w:r>
-        <w:br/>
-        <w:t>GET    /</w:t>
-      </w:r>
-      <w:proofErr w:type="spellStart"/>
-      <w:r>
-        <w:t>api</w:t>
-      </w:r>
-      <w:proofErr w:type="spellEnd"/>
-      <w:r>
-        <w:t>/users/{id}/history      # Get borrowing history for a user</w:t>
+        <w:t>POST   /api/auth/login              # User/Admin login</w:t>
+      </w:r>
+      <w:r>
+        <w:br/>
+        <w:t>POST   /api/auth/logout             # Logout current session</w:t>
+      </w:r>
+      <w:r>
+        <w:br/>
+        <w:t>GET    /api/books?query=...         # Search books</w:t>
+      </w:r>
+      <w:r>
+        <w:br/>
+        <w:t>GET    /api/books/{id}              # Get book details</w:t>
+      </w:r>
+      <w:r>
+        <w:br/>
+        <w:t>POST   /api/books                   # Admin adds a new book</w:t>
+      </w:r>
+      <w:r>
+        <w:br/>
+        <w:t>DELETE /api/books/{id}              # Admin deletes a book</w:t>
+      </w:r>
+      <w:r>
+        <w:br/>
+        <w:t>POST   /api/books/{id}/borrow       # User borrows a book</w:t>
+      </w:r>
+      <w:r>
+        <w:br/>
+        <w:t>POST   /api/books/{id}/return       # User returns a book</w:t>
+      </w:r>
+      <w:r>
+        <w:br/>
+        <w:t>GET    /api/users/{id}/borrows      # Get active borrows for a user</w:t>
+      </w:r>
+      <w:r>
+        <w:br/>
+        <w:t>GET    /api/users/{id}/history      # Get borrowing history for a user</w:t>
       </w:r>
       <w:r>
         <w:br/>
@@ -1655,34 +781,16 @@
       </w:r>
       <w:r>
         <w:br/>
-        <w:t xml:space="preserve">- </w:t>
-      </w:r>
-      <w:proofErr w:type="spellStart"/>
-      <w:r>
-        <w:t>AuthController</w:t>
-      </w:r>
-      <w:proofErr w:type="spellEnd"/>
-      <w:r>
-        <w:t xml:space="preserve"> (backend)</w:t>
-      </w:r>
-      <w:r>
-        <w:br/>
-        <w:t xml:space="preserve">- </w:t>
-      </w:r>
-      <w:proofErr w:type="spellStart"/>
-      <w:r>
-        <w:t>AuthService</w:t>
-      </w:r>
-      <w:proofErr w:type="spellEnd"/>
-      <w:r>
-        <w:br/>
-        <w:t xml:space="preserve">- </w:t>
-      </w:r>
-      <w:proofErr w:type="spellStart"/>
-      <w:r>
-        <w:t>UserRepository</w:t>
-      </w:r>
-      <w:proofErr w:type="spellEnd"/>
+        <w:t>- AuthController (backend)</w:t>
+      </w:r>
+      <w:r>
+        <w:br/>
+        <w:t>- AuthService</w:t>
+      </w:r>
+      <w:r>
+        <w:br/>
+        <w:t>- UserRepository</w:t>
+      </w:r>
       <w:r>
         <w:br/>
         <w:t>- Database (User table)</w:t>
@@ -1700,43 +808,11 @@
       </w:r>
       <w:r>
         <w:br/>
-        <w:t xml:space="preserve">2. </w:t>
-      </w:r>
-      <w:proofErr w:type="spellStart"/>
-      <w:r>
-        <w:t>AuthController</w:t>
-      </w:r>
-      <w:proofErr w:type="spellEnd"/>
-      <w:r>
-        <w:t xml:space="preserve"> receives the request and calls </w:t>
-      </w:r>
-      <w:proofErr w:type="spellStart"/>
-      <w:r>
-        <w:t>AuthService</w:t>
-      </w:r>
-      <w:proofErr w:type="spellEnd"/>
-      <w:r>
-        <w:t>.</w:t>
-      </w:r>
-      <w:r>
-        <w:br/>
-        <w:t xml:space="preserve">3. </w:t>
-      </w:r>
-      <w:proofErr w:type="spellStart"/>
-      <w:r>
-        <w:t>AuthService</w:t>
-      </w:r>
-      <w:proofErr w:type="spellEnd"/>
-      <w:r>
-        <w:t xml:space="preserve"> validates credentials against </w:t>
-      </w:r>
-      <w:proofErr w:type="spellStart"/>
-      <w:r>
-        <w:t>UserRepository</w:t>
-      </w:r>
-      <w:proofErr w:type="spellEnd"/>
-      <w:r>
-        <w:t>.</w:t>
+        <w:t>2. AuthController receives the request and calls AuthService.</w:t>
+      </w:r>
+      <w:r>
+        <w:br/>
+        <w:t>3. AuthService validates credentials against UserRepository.</w:t>
       </w:r>
       <w:r>
         <w:br/>
@@ -1744,6 +820,9 @@
       </w:r>
       <w:r>
         <w:br/>
+      </w:r>
+      <w:r>
+        <w:lastRenderedPageBreak/>
         <w:t>5. Frontend stores the session/token and redirects to the appropriate dashboard (User or Admin).</w:t>
       </w:r>
     </w:p>
@@ -1752,7 +831,6 @@
         <w:pStyle w:val="Balk3"/>
       </w:pPr>
       <w:r>
-        <w:lastRenderedPageBreak/>
         <w:t>3.2 Use Case 2 – Search and View Book Availability</w:t>
       </w:r>
     </w:p>
@@ -1777,31 +855,16 @@
       </w:r>
       <w:r>
         <w:br/>
-        <w:t xml:space="preserve">- </w:t>
-      </w:r>
-      <w:proofErr w:type="spellStart"/>
-      <w:r>
-        <w:t>BookController</w:t>
-      </w:r>
-      <w:proofErr w:type="spellEnd"/>
-      <w:r>
-        <w:br/>
-        <w:t xml:space="preserve">- </w:t>
-      </w:r>
-      <w:proofErr w:type="spellStart"/>
-      <w:r>
-        <w:t>BookService</w:t>
-      </w:r>
-      <w:proofErr w:type="spellEnd"/>
-      <w:r>
-        <w:br/>
-        <w:t xml:space="preserve">- </w:t>
-      </w:r>
-      <w:proofErr w:type="spellStart"/>
-      <w:r>
-        <w:t>BookRepository</w:t>
-      </w:r>
-      <w:proofErr w:type="spellEnd"/>
+        <w:t>- BookController</w:t>
+      </w:r>
+      <w:r>
+        <w:br/>
+        <w:t>- BookService</w:t>
+      </w:r>
+      <w:r>
+        <w:br/>
+        <w:t>- BookRepository</w:t>
+      </w:r>
       <w:r>
         <w:br/>
         <w:t>- Database (Book table)</w:t>
@@ -1825,55 +888,15 @@
       </w:r>
       <w:r>
         <w:br/>
-        <w:t>2. The frontend sends a GET request to /</w:t>
-      </w:r>
-      <w:proofErr w:type="spellStart"/>
-      <w:r>
-        <w:t>api</w:t>
-      </w:r>
-      <w:proofErr w:type="spellEnd"/>
-      <w:r>
-        <w:t>/books with the query.</w:t>
-      </w:r>
-      <w:r>
-        <w:br/>
-        <w:t xml:space="preserve">3. </w:t>
-      </w:r>
-      <w:proofErr w:type="spellStart"/>
-      <w:r>
-        <w:t>BookController</w:t>
-      </w:r>
-      <w:proofErr w:type="spellEnd"/>
-      <w:r>
-        <w:t xml:space="preserve"> forwards the request to </w:t>
-      </w:r>
-      <w:proofErr w:type="spellStart"/>
-      <w:r>
-        <w:t>BookService</w:t>
-      </w:r>
-      <w:proofErr w:type="spellEnd"/>
-      <w:r>
-        <w:t>.</w:t>
-      </w:r>
-      <w:r>
-        <w:br/>
-        <w:t xml:space="preserve">4. </w:t>
-      </w:r>
-      <w:proofErr w:type="spellStart"/>
-      <w:r>
-        <w:t>BookService</w:t>
-      </w:r>
-      <w:proofErr w:type="spellEnd"/>
-      <w:r>
-        <w:t xml:space="preserve"> queries </w:t>
-      </w:r>
-      <w:proofErr w:type="spellStart"/>
-      <w:r>
-        <w:t>BookRepository</w:t>
-      </w:r>
-      <w:proofErr w:type="spellEnd"/>
-      <w:r>
-        <w:t xml:space="preserve"> and maps results to DTOs including availability.</w:t>
+        <w:t>2. The frontend sends a GET request to /api/books with the query.</w:t>
+      </w:r>
+      <w:r>
+        <w:br/>
+        <w:t>3. BookController forwards the request to BookService.</w:t>
+      </w:r>
+      <w:r>
+        <w:br/>
+        <w:t>4. BookService queries BookRepository and maps results to DTOs including availability.</w:t>
       </w:r>
       <w:r>
         <w:br/>
@@ -1909,48 +932,20 @@
       </w:r>
       <w:r>
         <w:br/>
-        <w:t xml:space="preserve">- </w:t>
-      </w:r>
-      <w:proofErr w:type="spellStart"/>
-      <w:r>
-        <w:t>BorrowController</w:t>
-      </w:r>
-      <w:proofErr w:type="spellEnd"/>
-      <w:r>
-        <w:br/>
-        <w:t xml:space="preserve">- </w:t>
-      </w:r>
-      <w:proofErr w:type="spellStart"/>
-      <w:r>
-        <w:t>BorrowService</w:t>
-      </w:r>
-      <w:proofErr w:type="spellEnd"/>
-      <w:r>
-        <w:br/>
-        <w:t xml:space="preserve">- </w:t>
-      </w:r>
-      <w:proofErr w:type="spellStart"/>
-      <w:r>
-        <w:t>BookService</w:t>
-      </w:r>
-      <w:proofErr w:type="spellEnd"/>
-      <w:r>
-        <w:br/>
-        <w:t xml:space="preserve">- </w:t>
-      </w:r>
-      <w:proofErr w:type="spellStart"/>
-      <w:r>
-        <w:t>BorrowRecordRepository</w:t>
-      </w:r>
-      <w:proofErr w:type="spellEnd"/>
-      <w:r>
-        <w:t xml:space="preserve">, </w:t>
-      </w:r>
-      <w:proofErr w:type="spellStart"/>
-      <w:r>
-        <w:t>BookRepository</w:t>
-      </w:r>
-      <w:proofErr w:type="spellEnd"/>
+        <w:t>- BorrowController</w:t>
+      </w:r>
+      <w:r>
+        <w:br/>
+        <w:t>- BorrowService</w:t>
+      </w:r>
+      <w:r>
+        <w:br/>
+        <w:t>- BookService</w:t>
+      </w:r>
+      <w:r>
+        <w:br/>
+        <w:t>- BorrowRecordRepository, BookRepository</w:t>
+      </w:r>
       <w:r>
         <w:br/>
       </w:r>
@@ -1964,71 +959,15 @@
       </w:r>
       <w:r>
         <w:br/>
-        <w:t>2. Frontend sends a POST request to /</w:t>
-      </w:r>
-      <w:proofErr w:type="spellStart"/>
-      <w:r>
-        <w:t>api</w:t>
-      </w:r>
-      <w:proofErr w:type="spellEnd"/>
-      <w:r>
-        <w:t>/</w:t>
-      </w:r>
-      <w:proofErr w:type="gramStart"/>
-      <w:r>
-        <w:t>books/{id}/</w:t>
-      </w:r>
-      <w:proofErr w:type="gramEnd"/>
-      <w:r>
-        <w:t>borrow with the current user id.</w:t>
-      </w:r>
-      <w:r>
-        <w:br/>
-        <w:t xml:space="preserve">3. </w:t>
-      </w:r>
-      <w:proofErr w:type="spellStart"/>
-      <w:r>
-        <w:t>BorrowController</w:t>
-      </w:r>
-      <w:proofErr w:type="spellEnd"/>
-      <w:r>
-        <w:t xml:space="preserve"> invokes </w:t>
-      </w:r>
-      <w:proofErr w:type="spellStart"/>
-      <w:r>
-        <w:t>BorrowService.borrowBook</w:t>
-      </w:r>
-      <w:proofErr w:type="spellEnd"/>
-      <w:r>
-        <w:t>(</w:t>
-      </w:r>
-      <w:proofErr w:type="spellStart"/>
-      <w:r>
-        <w:t>userId</w:t>
-      </w:r>
-      <w:proofErr w:type="spellEnd"/>
-      <w:r>
-        <w:t xml:space="preserve">, </w:t>
-      </w:r>
-      <w:proofErr w:type="spellStart"/>
-      <w:r>
-        <w:t>bookId</w:t>
-      </w:r>
-      <w:proofErr w:type="spellEnd"/>
-      <w:r>
-        <w:t>).</w:t>
-      </w:r>
-      <w:r>
-        <w:br/>
-        <w:t xml:space="preserve">4. </w:t>
-      </w:r>
-      <w:proofErr w:type="spellStart"/>
-      <w:r>
-        <w:t>BorrowService</w:t>
-      </w:r>
-      <w:proofErr w:type="spellEnd"/>
-      <w:r>
-        <w:t xml:space="preserve"> checks:</w:t>
+        <w:t>2. Frontend sends a POST request to /api/books/{id}/borrow with the current user id.</w:t>
+      </w:r>
+      <w:r>
+        <w:br/>
+        <w:t>3. BorrowController invokes BorrowService.borrowBook(userId, bookId).</w:t>
+      </w:r>
+      <w:r>
+        <w:br/>
+        <w:t>4. BorrowService checks:</w:t>
       </w:r>
       <w:r>
         <w:br/>
@@ -2036,55 +975,15 @@
       </w:r>
       <w:r>
         <w:br/>
-        <w:t xml:space="preserve">   - Book has </w:t>
-      </w:r>
-      <w:proofErr w:type="spellStart"/>
-      <w:r>
-        <w:t>available_quantity</w:t>
-      </w:r>
-      <w:proofErr w:type="spellEnd"/>
-      <w:r>
-        <w:t xml:space="preserve"> &gt; 0.</w:t>
-      </w:r>
-      <w:r>
-        <w:br/>
-        <w:t xml:space="preserve">5. If valid, </w:t>
-      </w:r>
-      <w:proofErr w:type="spellStart"/>
-      <w:r>
-        <w:t>BorrowService</w:t>
-      </w:r>
-      <w:proofErr w:type="spellEnd"/>
-      <w:r>
-        <w:t xml:space="preserve"> creates a </w:t>
-      </w:r>
-      <w:proofErr w:type="spellStart"/>
-      <w:r>
-        <w:t>BorrowRecord</w:t>
-      </w:r>
-      <w:proofErr w:type="spellEnd"/>
-      <w:r>
-        <w:t xml:space="preserve"> and decrements </w:t>
-      </w:r>
-      <w:proofErr w:type="spellStart"/>
-      <w:r>
-        <w:t>available_quantity</w:t>
-      </w:r>
-      <w:proofErr w:type="spellEnd"/>
-      <w:r>
-        <w:t>.</w:t>
-      </w:r>
-      <w:r>
-        <w:br/>
-        <w:t xml:space="preserve">6. Updated book status and </w:t>
-      </w:r>
-      <w:proofErr w:type="gramStart"/>
-      <w:r>
-        <w:t>borrow</w:t>
-      </w:r>
-      <w:proofErr w:type="gramEnd"/>
-      <w:r>
-        <w:t xml:space="preserve"> information are saved to the database.</w:t>
+        <w:t xml:space="preserve">   - Book has available_quantity &gt; 0.</w:t>
+      </w:r>
+      <w:r>
+        <w:br/>
+        <w:t>5. If valid, BorrowService creates a BorrowRecord and decrements available_quantity.</w:t>
+      </w:r>
+      <w:r>
+        <w:br/>
+        <w:t>6. Updated book status and borrow information are saved to the database.</w:t>
       </w:r>
       <w:r>
         <w:br/>
@@ -2096,6 +995,7 @@
         <w:pStyle w:val="Balk3"/>
       </w:pPr>
       <w:r>
+        <w:lastRenderedPageBreak/>
         <w:t>3.4 Use Case 4 – Admin Add Book</w:t>
       </w:r>
     </w:p>
@@ -2111,141 +1011,189 @@
         <w:br/>
       </w:r>
       <w:r>
+        <w:br/>
+        <w:t>Participating Components:</w:t>
+      </w:r>
+      <w:r>
+        <w:br/>
+        <w:t>- Admin Dashboard / Add Book Page</w:t>
+      </w:r>
+      <w:r>
+        <w:br/>
+        <w:t>- BookController</w:t>
+      </w:r>
+      <w:r>
+        <w:br/>
+        <w:t>- BookService</w:t>
+      </w:r>
+      <w:r>
+        <w:br/>
+        <w:t>- BookRepository</w:t>
+      </w:r>
+      <w:r>
+        <w:br/>
+        <w:t>- Database (Book table)</w:t>
+      </w:r>
+      <w:r>
+        <w:br/>
+      </w:r>
+      <w:r>
+        <w:br/>
+        <w:t>Flow:</w:t>
+      </w:r>
+      <w:r>
+        <w:br/>
+        <w:t>1. Admin opens the Add Book form and enters title, author, ISBN, and quantity.</w:t>
+      </w:r>
+      <w:r>
+        <w:br/>
+        <w:t>2. Frontend sends a POST request to /api/books with the book details.</w:t>
+      </w:r>
+      <w:r>
+        <w:br/>
+        <w:t>3. BookController validates input and calls BookService.createBook(dto).</w:t>
+      </w:r>
+      <w:r>
+        <w:br/>
+        <w:t>4. BookService maps the DTO to a Book entity and saves it via BookRepository.</w:t>
+      </w:r>
+      <w:r>
+        <w:br/>
+        <w:t>5. The database assigns a new book_id and persists the record.</w:t>
+      </w:r>
+      <w:r>
+        <w:br/>
+        <w:t>6. Frontend receives confirmation and updates the Admin book list and search results.</w:t>
+      </w:r>
+    </w:p>
+    <w:p/>
+    <w:p>
+      <w:pPr>
+        <w:pStyle w:val="Balk3"/>
+      </w:pPr>
+      <w:r>
+        <w:t>3.5 Use Case Diagram</w:t>
+      </w:r>
+      <w:r>
+        <w:rPr>
+          <w:noProof/>
+        </w:rPr>
+        <w:drawing>
+          <wp:inline distT="0" distB="0" distL="0" distR="0" wp14:anchorId="07529352" wp14:editId="521CE1B6">
+            <wp:extent cx="5760720" cy="3124200"/>
+            <wp:effectExtent l="0" t="0" r="0" b="0"/>
+            <wp:docPr id="274069155" name="Resim 1" descr="metin, diyagram, çizgi, daire içeren bir resim&#10;&#10;Yapay zeka tarafından oluşturulmuş içerik yanlış olabilir."/>
+            <wp:cNvGraphicFramePr>
+              <a:graphicFrameLocks xmlns:a="http://schemas.openxmlformats.org/drawingml/2006/main" noChangeAspect="1"/>
+            </wp:cNvGraphicFramePr>
+            <a:graphic xmlns:a="http://schemas.openxmlformats.org/drawingml/2006/main">
+              <a:graphicData uri="http://schemas.openxmlformats.org/drawingml/2006/picture">
+                <pic:pic xmlns:pic="http://schemas.openxmlformats.org/drawingml/2006/picture">
+                  <pic:nvPicPr>
+                    <pic:cNvPr id="274069155" name="Resim 1" descr="metin, diyagram, çizgi, daire içeren bir resim&#10;&#10;Yapay zeka tarafından oluşturulmuş içerik yanlış olabilir."/>
+                    <pic:cNvPicPr>
+                      <a:picLocks noChangeAspect="1" noChangeArrowheads="1"/>
+                    </pic:cNvPicPr>
+                  </pic:nvPicPr>
+                  <pic:blipFill>
+                    <a:blip r:embed="rId6">
+                      <a:extLst>
+                        <a:ext uri="{28A0092B-C50C-407E-A947-70E740481C1C}">
+                          <a14:useLocalDpi xmlns:a14="http://schemas.microsoft.com/office/drawing/2010/main" val="0"/>
+                        </a:ext>
+                      </a:extLst>
+                    </a:blip>
+                    <a:srcRect/>
+                    <a:stretch>
+                      <a:fillRect/>
+                    </a:stretch>
+                  </pic:blipFill>
+                  <pic:spPr bwMode="auto">
+                    <a:xfrm>
+                      <a:off x="0" y="0"/>
+                      <a:ext cx="5760720" cy="3124200"/>
+                    </a:xfrm>
+                    <a:prstGeom prst="rect">
+                      <a:avLst/>
+                    </a:prstGeom>
+                    <a:noFill/>
+                    <a:ln>
+                      <a:noFill/>
+                    </a:ln>
+                  </pic:spPr>
+                </pic:pic>
+              </a:graphicData>
+            </a:graphic>
+          </wp:inline>
+        </w:drawing>
+      </w:r>
+    </w:p>
+    <w:p/>
+    <w:p>
+      <w:pPr>
+        <w:pStyle w:val="Balk3"/>
+      </w:pPr>
+      <w:r>
         <w:lastRenderedPageBreak/>
-        <w:br/>
-        <w:t>Participating Components:</w:t>
-      </w:r>
-      <w:r>
-        <w:br/>
-        <w:t>- Admin Dashboard / Add Book Page</w:t>
-      </w:r>
-      <w:r>
-        <w:br/>
-        <w:t xml:space="preserve">- </w:t>
-      </w:r>
-      <w:proofErr w:type="spellStart"/>
-      <w:r>
-        <w:t>BookController</w:t>
-      </w:r>
-      <w:proofErr w:type="spellEnd"/>
-      <w:r>
-        <w:br/>
-        <w:t xml:space="preserve">- </w:t>
-      </w:r>
-      <w:proofErr w:type="spellStart"/>
-      <w:r>
-        <w:t>BookService</w:t>
-      </w:r>
-      <w:proofErr w:type="spellEnd"/>
-      <w:r>
-        <w:br/>
-        <w:t xml:space="preserve">- </w:t>
-      </w:r>
-      <w:proofErr w:type="spellStart"/>
-      <w:r>
-        <w:t>BookRepository</w:t>
-      </w:r>
-      <w:proofErr w:type="spellEnd"/>
-      <w:r>
-        <w:br/>
-        <w:t>- Database (Book table)</w:t>
-      </w:r>
-      <w:r>
-        <w:br/>
-      </w:r>
-      <w:r>
-        <w:br/>
-        <w:t>Flow:</w:t>
-      </w:r>
-      <w:r>
-        <w:br/>
-        <w:t>1. Admin opens the Add Book form and enters title, author, ISBN, and quantity.</w:t>
-      </w:r>
-      <w:r>
-        <w:br/>
-        <w:t>2. Frontend sends a POST request to /</w:t>
-      </w:r>
-      <w:proofErr w:type="spellStart"/>
-      <w:r>
-        <w:t>api</w:t>
-      </w:r>
-      <w:proofErr w:type="spellEnd"/>
-      <w:r>
-        <w:t>/books with the book details.</w:t>
-      </w:r>
-      <w:r>
-        <w:br/>
-        <w:t xml:space="preserve">3. </w:t>
-      </w:r>
-      <w:proofErr w:type="spellStart"/>
-      <w:r>
-        <w:t>BookController</w:t>
-      </w:r>
-      <w:proofErr w:type="spellEnd"/>
-      <w:r>
-        <w:t xml:space="preserve"> validates input and calls </w:t>
-      </w:r>
-      <w:proofErr w:type="spellStart"/>
-      <w:r>
-        <w:t>BookService.createBook</w:t>
-      </w:r>
-      <w:proofErr w:type="spellEnd"/>
-      <w:r>
-        <w:t>(</w:t>
-      </w:r>
-      <w:proofErr w:type="spellStart"/>
-      <w:r>
-        <w:t>dto</w:t>
-      </w:r>
-      <w:proofErr w:type="spellEnd"/>
-      <w:r>
-        <w:t>).</w:t>
-      </w:r>
-      <w:r>
-        <w:br/>
-        <w:t xml:space="preserve">4. </w:t>
-      </w:r>
-      <w:proofErr w:type="spellStart"/>
-      <w:r>
-        <w:t>BookService</w:t>
-      </w:r>
-      <w:proofErr w:type="spellEnd"/>
-      <w:r>
-        <w:t xml:space="preserve"> maps the DTO to a Book entity and saves it via </w:t>
-      </w:r>
-      <w:proofErr w:type="spellStart"/>
-      <w:r>
-        <w:t>BookRepository</w:t>
-      </w:r>
-      <w:proofErr w:type="spellEnd"/>
-      <w:r>
-        <w:t>.</w:t>
-      </w:r>
-      <w:r>
-        <w:br/>
-        <w:t xml:space="preserve">5. The database assigns a new </w:t>
-      </w:r>
-      <w:proofErr w:type="spellStart"/>
-      <w:r>
-        <w:t>book_id</w:t>
-      </w:r>
-      <w:proofErr w:type="spellEnd"/>
-      <w:r>
-        <w:t xml:space="preserve"> and persists the record.</w:t>
-      </w:r>
-      <w:r>
-        <w:br/>
-        <w:t xml:space="preserve">6. Frontend receives confirmation and updates the </w:t>
-      </w:r>
-      <w:proofErr w:type="gramStart"/>
-      <w:r>
-        <w:t>Admin</w:t>
-      </w:r>
-      <w:proofErr w:type="gramEnd"/>
-      <w:r>
-        <w:t xml:space="preserve"> book list and search results.</w:t>
+        <w:t>3.6 Class Diagram</w:t>
       </w:r>
     </w:p>
+    <w:p>
+      <w:r>
+        <w:rPr>
+          <w:noProof/>
+        </w:rPr>
+        <w:drawing>
+          <wp:inline distT="0" distB="0" distL="0" distR="0" wp14:anchorId="0BF2D7EE" wp14:editId="390BE294">
+            <wp:extent cx="5775960" cy="4038600"/>
+            <wp:effectExtent l="0" t="0" r="0" b="0"/>
+            <wp:docPr id="131648011" name="Resim 2" descr="metin, diyagram, çizgi, plan içeren bir resim&#10;&#10;Yapay zeka tarafından oluşturulmuş içerik yanlış olabilir."/>
+            <wp:cNvGraphicFramePr>
+              <a:graphicFrameLocks xmlns:a="http://schemas.openxmlformats.org/drawingml/2006/main" noChangeAspect="1"/>
+            </wp:cNvGraphicFramePr>
+            <a:graphic xmlns:a="http://schemas.openxmlformats.org/drawingml/2006/main">
+              <a:graphicData uri="http://schemas.openxmlformats.org/drawingml/2006/picture">
+                <pic:pic xmlns:pic="http://schemas.openxmlformats.org/drawingml/2006/picture">
+                  <pic:nvPicPr>
+                    <pic:cNvPr id="131648011" name="Resim 2" descr="metin, diyagram, çizgi, plan içeren bir resim&#10;&#10;Yapay zeka tarafından oluşturulmuş içerik yanlış olabilir."/>
+                    <pic:cNvPicPr>
+                      <a:picLocks noChangeAspect="1" noChangeArrowheads="1"/>
+                    </pic:cNvPicPr>
+                  </pic:nvPicPr>
+                  <pic:blipFill>
+                    <a:blip r:embed="rId7">
+                      <a:extLst>
+                        <a:ext uri="{28A0092B-C50C-407E-A947-70E740481C1C}">
+                          <a14:useLocalDpi xmlns:a14="http://schemas.microsoft.com/office/drawing/2010/main" val="0"/>
+                        </a:ext>
+                      </a:extLst>
+                    </a:blip>
+                    <a:srcRect/>
+                    <a:stretch>
+                      <a:fillRect/>
+                    </a:stretch>
+                  </pic:blipFill>
+                  <pic:spPr bwMode="auto">
+                    <a:xfrm>
+                      <a:off x="0" y="0"/>
+                      <a:ext cx="5775960" cy="4038600"/>
+                    </a:xfrm>
+                    <a:prstGeom prst="rect">
+                      <a:avLst/>
+                    </a:prstGeom>
+                    <a:noFill/>
+                    <a:ln>
+                      <a:noFill/>
+                    </a:ln>
+                  </pic:spPr>
+                </pic:pic>
+              </a:graphicData>
+            </a:graphic>
+          </wp:inline>
+        </w:drawing>
+      </w:r>
+    </w:p>
+    <w:p/>
     <w:p>
       <w:pPr>
         <w:pStyle w:val="Balk2"/>
@@ -2307,6 +1255,7 @@
         <w:pStyle w:val="Balk3"/>
       </w:pPr>
       <w:r>
+        <w:lastRenderedPageBreak/>
         <w:t>4.3 Architectural Style</w:t>
       </w:r>
     </w:p>
@@ -2331,7 +1280,6 @@
         <w:pStyle w:val="Balk3"/>
       </w:pPr>
       <w:r>
-        <w:lastRenderedPageBreak/>
         <w:t>4.4 Other Design Considerations</w:t>
       </w:r>
     </w:p>
@@ -2472,33 +1420,13 @@
                 <w:lang w:val="tr-TR"/>
               </w:rPr>
             </w:pPr>
-            <w:proofErr w:type="spellStart"/>
             <w:r>
               <w:rPr>
                 <w:b/>
                 <w:bCs/>
                 <w:lang w:val="tr-TR"/>
               </w:rPr>
-              <w:lastRenderedPageBreak/>
-              <w:t>Task</w:t>
-            </w:r>
-            <w:proofErr w:type="spellEnd"/>
-            <w:r>
-              <w:rPr>
-                <w:b/>
-                <w:bCs/>
-                <w:lang w:val="tr-TR"/>
-              </w:rPr>
-              <w:t xml:space="preserve"> </w:t>
-            </w:r>
-            <w:proofErr w:type="spellStart"/>
-            <w:r>
-              <w:rPr>
-                <w:b/>
-                <w:bCs/>
-                <w:lang w:val="tr-TR"/>
-              </w:rPr>
-              <w:t>Matri</w:t>
+              <w:t>Task Matri</w:t>
             </w:r>
             <w:r>
               <w:rPr>
@@ -2508,7 +1436,6 @@
               </w:rPr>
               <w:t>x</w:t>
             </w:r>
-            <w:proofErr w:type="spellEnd"/>
           </w:p>
         </w:tc>
         <w:tc>
@@ -2652,36 +1579,8 @@
                 <w:bCs/>
                 <w:lang w:val="tr-TR"/>
               </w:rPr>
-              <w:t xml:space="preserve">1. </w:t>
+              <w:t>1. System Overview</w:t>
             </w:r>
-            <w:proofErr w:type="spellStart"/>
-            <w:r>
-              <w:rPr>
-                <w:b/>
-                <w:bCs/>
-                <w:lang w:val="tr-TR"/>
-              </w:rPr>
-              <w:t>System</w:t>
-            </w:r>
-            <w:proofErr w:type="spellEnd"/>
-            <w:r>
-              <w:rPr>
-                <w:b/>
-                <w:bCs/>
-                <w:lang w:val="tr-TR"/>
-              </w:rPr>
-              <w:t xml:space="preserve"> </w:t>
-            </w:r>
-            <w:proofErr w:type="spellStart"/>
-            <w:r>
-              <w:rPr>
-                <w:b/>
-                <w:bCs/>
-                <w:lang w:val="tr-TR"/>
-              </w:rPr>
-              <w:t>Overview</w:t>
-            </w:r>
-            <w:proofErr w:type="spellEnd"/>
           </w:p>
         </w:tc>
         <w:tc>
@@ -2791,16 +1690,8 @@
               <w:rPr>
                 <w:lang w:val="tr-TR"/>
               </w:rPr>
-              <w:t xml:space="preserve">1.1 Project </w:t>
+              <w:t>1.1 Project Description</w:t>
             </w:r>
-            <w:proofErr w:type="spellStart"/>
-            <w:r>
-              <w:rPr>
-                <w:lang w:val="tr-TR"/>
-              </w:rPr>
-              <w:t>Description</w:t>
-            </w:r>
-            <w:proofErr w:type="spellEnd"/>
           </w:p>
         </w:tc>
         <w:tc>
@@ -2926,21 +1817,7 @@
               <w:rPr>
                 <w:lang w:val="tr-TR"/>
               </w:rPr>
-              <w:t xml:space="preserve">1.2 </w:t>
-            </w:r>
-            <w:proofErr w:type="spellStart"/>
-            <w:r>
-              <w:rPr>
-                <w:lang w:val="tr-TR"/>
-              </w:rPr>
-              <w:t>System</w:t>
-            </w:r>
-            <w:proofErr w:type="spellEnd"/>
-            <w:r>
-              <w:rPr>
-                <w:lang w:val="tr-TR"/>
-              </w:rPr>
-              <w:t xml:space="preserve"> Architecture</w:t>
+              <w:t>1.2 System Architecture</w:t>
             </w:r>
           </w:p>
         </w:tc>
@@ -3067,30 +1944,8 @@
               <w:rPr>
                 <w:lang w:val="tr-TR"/>
               </w:rPr>
-              <w:t xml:space="preserve">1.3 </w:t>
+              <w:t>1.3 Technology Stack</w:t>
             </w:r>
-            <w:proofErr w:type="spellStart"/>
-            <w:r>
-              <w:rPr>
-                <w:lang w:val="tr-TR"/>
-              </w:rPr>
-              <w:t>Technology</w:t>
-            </w:r>
-            <w:proofErr w:type="spellEnd"/>
-            <w:r>
-              <w:rPr>
-                <w:lang w:val="tr-TR"/>
-              </w:rPr>
-              <w:t xml:space="preserve"> </w:t>
-            </w:r>
-            <w:proofErr w:type="spellStart"/>
-            <w:r>
-              <w:rPr>
-                <w:lang w:val="tr-TR"/>
-              </w:rPr>
-              <w:t>Stack</w:t>
-            </w:r>
-            <w:proofErr w:type="spellEnd"/>
           </w:p>
         </w:tc>
         <w:tc>
@@ -3226,36 +2081,8 @@
                 <w:bCs/>
                 <w:lang w:val="tr-TR"/>
               </w:rPr>
-              <w:t xml:space="preserve">2. </w:t>
+              <w:t>2. Implementation Details</w:t>
             </w:r>
-            <w:proofErr w:type="spellStart"/>
-            <w:r>
-              <w:rPr>
-                <w:b/>
-                <w:bCs/>
-                <w:lang w:val="tr-TR"/>
-              </w:rPr>
-              <w:t>Implementation</w:t>
-            </w:r>
-            <w:proofErr w:type="spellEnd"/>
-            <w:r>
-              <w:rPr>
-                <w:b/>
-                <w:bCs/>
-                <w:lang w:val="tr-TR"/>
-              </w:rPr>
-              <w:t xml:space="preserve"> </w:t>
-            </w:r>
-            <w:proofErr w:type="spellStart"/>
-            <w:r>
-              <w:rPr>
-                <w:b/>
-                <w:bCs/>
-                <w:lang w:val="tr-TR"/>
-              </w:rPr>
-              <w:t>Details</w:t>
-            </w:r>
-            <w:proofErr w:type="spellEnd"/>
           </w:p>
         </w:tc>
         <w:tc>
@@ -3365,30 +2192,8 @@
               <w:rPr>
                 <w:lang w:val="tr-TR"/>
               </w:rPr>
-              <w:t xml:space="preserve">2.1 </w:t>
+              <w:t>2.1 Codebase Structure</w:t>
             </w:r>
-            <w:proofErr w:type="spellStart"/>
-            <w:r>
-              <w:rPr>
-                <w:lang w:val="tr-TR"/>
-              </w:rPr>
-              <w:t>Codebase</w:t>
-            </w:r>
-            <w:proofErr w:type="spellEnd"/>
-            <w:r>
-              <w:rPr>
-                <w:lang w:val="tr-TR"/>
-              </w:rPr>
-              <w:t xml:space="preserve"> </w:t>
-            </w:r>
-            <w:proofErr w:type="spellStart"/>
-            <w:r>
-              <w:rPr>
-                <w:lang w:val="tr-TR"/>
-              </w:rPr>
-              <w:t>Structure</w:t>
-            </w:r>
-            <w:proofErr w:type="spellEnd"/>
           </w:p>
         </w:tc>
         <w:tc>
@@ -3506,21 +2311,7 @@
               <w:rPr>
                 <w:lang w:val="tr-TR"/>
               </w:rPr>
-              <w:t xml:space="preserve">2.2 </w:t>
-            </w:r>
-            <w:proofErr w:type="spellStart"/>
-            <w:r>
-              <w:rPr>
-                <w:lang w:val="tr-TR"/>
-              </w:rPr>
-              <w:t>Key</w:t>
-            </w:r>
-            <w:proofErr w:type="spellEnd"/>
-            <w:r>
-              <w:rPr>
-                <w:lang w:val="tr-TR"/>
-              </w:rPr>
-              <w:t xml:space="preserve"> Components</w:t>
+              <w:t>2.2 Key Components</w:t>
             </w:r>
           </w:p>
         </w:tc>
@@ -3647,35 +2438,7 @@
               <w:rPr>
                 <w:lang w:val="tr-TR"/>
               </w:rPr>
-              <w:t xml:space="preserve">2.3 Component </w:t>
-            </w:r>
-            <w:proofErr w:type="spellStart"/>
-            <w:r>
-              <w:rPr>
-                <w:lang w:val="tr-TR"/>
-              </w:rPr>
-              <w:t>Interfaces</w:t>
-            </w:r>
-            <w:proofErr w:type="spellEnd"/>
-            <w:r>
-              <w:rPr>
-                <w:lang w:val="tr-TR"/>
-              </w:rPr>
-              <w:t xml:space="preserve"> (</w:t>
-            </w:r>
-            <w:proofErr w:type="spellStart"/>
-            <w:r>
-              <w:rPr>
-                <w:lang w:val="tr-TR"/>
-              </w:rPr>
-              <w:t>APIs</w:t>
-            </w:r>
-            <w:proofErr w:type="spellEnd"/>
-            <w:r>
-              <w:rPr>
-                <w:lang w:val="tr-TR"/>
-              </w:rPr>
-              <w:t>)</w:t>
+              <w:t>2.3 Component Interfaces (APIs)</w:t>
             </w:r>
           </w:p>
         </w:tc>
@@ -3794,16 +2557,8 @@
               <w:rPr>
                 <w:lang w:val="tr-TR"/>
               </w:rPr>
-              <w:t xml:space="preserve">2.4 Data Model / </w:t>
+              <w:t>2.4 Data Model / Schema</w:t>
             </w:r>
-            <w:proofErr w:type="spellStart"/>
-            <w:r>
-              <w:rPr>
-                <w:lang w:val="tr-TR"/>
-              </w:rPr>
-              <w:t>Schema</w:t>
-            </w:r>
-            <w:proofErr w:type="spellEnd"/>
           </w:p>
         </w:tc>
         <w:tc>
@@ -3921,35 +2676,7 @@
               <w:rPr>
                 <w:lang w:val="tr-TR"/>
               </w:rPr>
-              <w:t xml:space="preserve">2.5 Visual </w:t>
-            </w:r>
-            <w:proofErr w:type="spellStart"/>
-            <w:r>
-              <w:rPr>
-                <w:lang w:val="tr-TR"/>
-              </w:rPr>
-              <w:t>Interfaces</w:t>
-            </w:r>
-            <w:proofErr w:type="spellEnd"/>
-            <w:r>
-              <w:rPr>
-                <w:lang w:val="tr-TR"/>
-              </w:rPr>
-              <w:t xml:space="preserve"> (</w:t>
-            </w:r>
-            <w:proofErr w:type="spellStart"/>
-            <w:r>
-              <w:rPr>
-                <w:lang w:val="tr-TR"/>
-              </w:rPr>
-              <w:t>Wireframes</w:t>
-            </w:r>
-            <w:proofErr w:type="spellEnd"/>
-            <w:r>
-              <w:rPr>
-                <w:lang w:val="tr-TR"/>
-              </w:rPr>
-              <w:t>)</w:t>
+              <w:t>2.5 Visual Interfaces (Wireframes)</w:t>
             </w:r>
           </w:p>
         </w:tc>
@@ -4078,43 +2805,7 @@
                 <w:bCs/>
                 <w:lang w:val="tr-TR"/>
               </w:rPr>
-              <w:t xml:space="preserve">3. </w:t>
-            </w:r>
-            <w:proofErr w:type="spellStart"/>
-            <w:r>
-              <w:rPr>
-                <w:b/>
-                <w:bCs/>
-                <w:lang w:val="tr-TR"/>
-              </w:rPr>
-              <w:t>Use</w:t>
-            </w:r>
-            <w:proofErr w:type="spellEnd"/>
-            <w:r>
-              <w:rPr>
-                <w:b/>
-                <w:bCs/>
-                <w:lang w:val="tr-TR"/>
-              </w:rPr>
-              <w:t xml:space="preserve"> Case </w:t>
-            </w:r>
-            <w:proofErr w:type="spellStart"/>
-            <w:r>
-              <w:rPr>
-                <w:b/>
-                <w:bCs/>
-                <w:lang w:val="tr-TR"/>
-              </w:rPr>
-              <w:t>Support</w:t>
-            </w:r>
-            <w:proofErr w:type="spellEnd"/>
-            <w:r>
-              <w:rPr>
-                <w:b/>
-                <w:bCs/>
-                <w:lang w:val="tr-TR"/>
-              </w:rPr>
-              <w:t xml:space="preserve"> in Design</w:t>
+              <w:t>3. Use Case Support in Design</w:t>
             </w:r>
           </w:p>
         </w:tc>
@@ -4225,44 +2916,8 @@
               <w:rPr>
                 <w:lang w:val="tr-TR"/>
               </w:rPr>
-              <w:t xml:space="preserve">3.1 </w:t>
+              <w:t>3.1 Use Case Selection &amp; Mapping</w:t>
             </w:r>
-            <w:proofErr w:type="spellStart"/>
-            <w:r>
-              <w:rPr>
-                <w:lang w:val="tr-TR"/>
-              </w:rPr>
-              <w:t>Use</w:t>
-            </w:r>
-            <w:proofErr w:type="spellEnd"/>
-            <w:r>
-              <w:rPr>
-                <w:lang w:val="tr-TR"/>
-              </w:rPr>
-              <w:t xml:space="preserve"> Case </w:t>
-            </w:r>
-            <w:proofErr w:type="spellStart"/>
-            <w:r>
-              <w:rPr>
-                <w:lang w:val="tr-TR"/>
-              </w:rPr>
-              <w:t>Selection</w:t>
-            </w:r>
-            <w:proofErr w:type="spellEnd"/>
-            <w:r>
-              <w:rPr>
-                <w:lang w:val="tr-TR"/>
-              </w:rPr>
-              <w:t xml:space="preserve"> &amp; </w:t>
-            </w:r>
-            <w:proofErr w:type="spellStart"/>
-            <w:r>
-              <w:rPr>
-                <w:lang w:val="tr-TR"/>
-              </w:rPr>
-              <w:t>Mapping</w:t>
-            </w:r>
-            <w:proofErr w:type="spellEnd"/>
           </w:p>
         </w:tc>
         <w:tc>
@@ -4388,63 +3043,7 @@
               <w:rPr>
                 <w:lang w:val="tr-TR"/>
               </w:rPr>
-              <w:t xml:space="preserve">3.2 </w:t>
-            </w:r>
-            <w:proofErr w:type="spellStart"/>
-            <w:r>
-              <w:rPr>
-                <w:lang w:val="tr-TR"/>
-              </w:rPr>
-              <w:t>Use</w:t>
-            </w:r>
-            <w:proofErr w:type="spellEnd"/>
-            <w:r>
-              <w:rPr>
-                <w:lang w:val="tr-TR"/>
-              </w:rPr>
-              <w:t xml:space="preserve"> Case </w:t>
-            </w:r>
-            <w:proofErr w:type="spellStart"/>
-            <w:r>
-              <w:rPr>
-                <w:lang w:val="tr-TR"/>
-              </w:rPr>
-              <w:t>Flows</w:t>
-            </w:r>
-            <w:proofErr w:type="spellEnd"/>
-            <w:r>
-              <w:rPr>
-                <w:lang w:val="tr-TR"/>
-              </w:rPr>
-              <w:t xml:space="preserve"> (</w:t>
-            </w:r>
-            <w:proofErr w:type="spellStart"/>
-            <w:r>
-              <w:rPr>
-                <w:lang w:val="tr-TR"/>
-              </w:rPr>
-              <w:t>Backend</w:t>
-            </w:r>
-            <w:proofErr w:type="spellEnd"/>
-            <w:r>
-              <w:rPr>
-                <w:lang w:val="tr-TR"/>
-              </w:rPr>
-              <w:t xml:space="preserve"> </w:t>
-            </w:r>
-            <w:proofErr w:type="spellStart"/>
-            <w:r>
-              <w:rPr>
-                <w:lang w:val="tr-TR"/>
-              </w:rPr>
-              <w:t>Logic</w:t>
-            </w:r>
-            <w:proofErr w:type="spellEnd"/>
-            <w:r>
-              <w:rPr>
-                <w:lang w:val="tr-TR"/>
-              </w:rPr>
-              <w:t>)</w:t>
+              <w:t>3.2 Use Case Flows (Backend Logic)</w:t>
             </w:r>
           </w:p>
         </w:tc>
@@ -4571,49 +3170,7 @@
               <w:rPr>
                 <w:lang w:val="tr-TR"/>
               </w:rPr>
-              <w:t xml:space="preserve">3.3 </w:t>
-            </w:r>
-            <w:proofErr w:type="spellStart"/>
-            <w:r>
-              <w:rPr>
-                <w:lang w:val="tr-TR"/>
-              </w:rPr>
-              <w:t>Use</w:t>
-            </w:r>
-            <w:proofErr w:type="spellEnd"/>
-            <w:r>
-              <w:rPr>
-                <w:lang w:val="tr-TR"/>
-              </w:rPr>
-              <w:t xml:space="preserve"> Case </w:t>
-            </w:r>
-            <w:proofErr w:type="spellStart"/>
-            <w:r>
-              <w:rPr>
-                <w:lang w:val="tr-TR"/>
-              </w:rPr>
-              <w:t>Flows</w:t>
-            </w:r>
-            <w:proofErr w:type="spellEnd"/>
-            <w:r>
-              <w:rPr>
-                <w:lang w:val="tr-TR"/>
-              </w:rPr>
-              <w:t xml:space="preserve"> (</w:t>
-            </w:r>
-            <w:proofErr w:type="spellStart"/>
-            <w:r>
-              <w:rPr>
-                <w:lang w:val="tr-TR"/>
-              </w:rPr>
-              <w:t>Frontend</w:t>
-            </w:r>
-            <w:proofErr w:type="spellEnd"/>
-            <w:r>
-              <w:rPr>
-                <w:lang w:val="tr-TR"/>
-              </w:rPr>
-              <w:t>/UI)</w:t>
+              <w:t>3.3 Use Case Flows (Frontend/UI)</w:t>
             </w:r>
           </w:p>
         </w:tc>
@@ -4742,18 +3299,8 @@
                 <w:bCs/>
                 <w:lang w:val="tr-TR"/>
               </w:rPr>
-              <w:t xml:space="preserve">4. Design </w:t>
+              <w:t>4. Design Decisions</w:t>
             </w:r>
-            <w:proofErr w:type="spellStart"/>
-            <w:r>
-              <w:rPr>
-                <w:b/>
-                <w:bCs/>
-                <w:lang w:val="tr-TR"/>
-              </w:rPr>
-              <w:t>Decisions</w:t>
-            </w:r>
-            <w:proofErr w:type="spellEnd"/>
           </w:p>
         </w:tc>
         <w:tc>
@@ -4881,36 +3428,8 @@
                 <w:bCs/>
                 <w:lang w:val="tr-TR"/>
               </w:rPr>
-              <w:t xml:space="preserve">Final </w:t>
+              <w:t>Final Review &amp; Formatting</w:t>
             </w:r>
-            <w:proofErr w:type="spellStart"/>
-            <w:r>
-              <w:rPr>
-                <w:b/>
-                <w:bCs/>
-                <w:lang w:val="tr-TR"/>
-              </w:rPr>
-              <w:t>Review</w:t>
-            </w:r>
-            <w:proofErr w:type="spellEnd"/>
-            <w:r>
-              <w:rPr>
-                <w:b/>
-                <w:bCs/>
-                <w:lang w:val="tr-TR"/>
-              </w:rPr>
-              <w:t xml:space="preserve"> &amp; </w:t>
-            </w:r>
-            <w:proofErr w:type="spellStart"/>
-            <w:r>
-              <w:rPr>
-                <w:b/>
-                <w:bCs/>
-                <w:lang w:val="tr-TR"/>
-              </w:rPr>
-              <w:t>Formatting</w:t>
-            </w:r>
-            <w:proofErr w:type="spellEnd"/>
           </w:p>
         </w:tc>
         <w:tc>
